--- a/ai_12/petro_stetsiuk/epic_3/epic_3_report_petro_stetsiuk.docx
+++ b/ai_12/petro_stetsiuk/epic_3/epic_3_report_petro_stetsiuk.docx
@@ -7923,6 +7923,7 @@
       <w:r>
         <w:rPr>
           <w:rFonts w:ascii="Times New Roman" w:hAnsi="Times New Roman" w:cs="Times New Roman"/>
+          <w:noProof/>
           <w:sz w:val="24"/>
           <w:szCs w:val="24"/>
           <w:lang w:val="uk-UA"/>
@@ -8012,7 +8013,8 @@
       </w:pPr>
       <w:r>
         <w:rPr>
-          <w:lang w:val="en-US"/>
+          <w:noProof/>
+          <w:lang w:val="uk-UA"/>
         </w:rPr>
         <w:lastRenderedPageBreak/>
         <w:drawing>
@@ -8102,7 +8104,8 @@
       </w:pPr>
       <w:r>
         <w:rPr>
-          <w:lang w:val="en-US"/>
+          <w:noProof/>
+          <w:lang w:val="uk-UA"/>
         </w:rPr>
         <w:drawing>
           <wp:inline distT="0" distB="0" distL="0" distR="0" wp14:anchorId="2539A0A0" wp14:editId="1E1A20F9">
@@ -8189,7 +8192,8 @@
       </w:pPr>
       <w:r>
         <w:rPr>
-          <w:lang w:val="en-US"/>
+          <w:noProof/>
+          <w:lang w:val="uk-UA"/>
         </w:rPr>
         <w:lastRenderedPageBreak/>
         <w:drawing>
@@ -8279,7 +8283,8 @@
       </w:pPr>
       <w:r>
         <w:rPr>
-          <w:lang w:val="en-US"/>
+          <w:noProof/>
+          <w:lang w:val="uk-UA"/>
         </w:rPr>
         <w:drawing>
           <wp:inline distT="0" distB="0" distL="0" distR="0" wp14:anchorId="4FE1F866" wp14:editId="64A0DD45">
@@ -8368,7 +8373,8 @@
       </w:pPr>
       <w:r>
         <w:rPr>
-          <w:lang w:val="en-US"/>
+          <w:noProof/>
+          <w:lang w:val="uk-UA"/>
         </w:rPr>
         <w:lastRenderedPageBreak/>
         <w:drawing>
@@ -8464,7 +8470,8 @@
       </w:pPr>
       <w:r>
         <w:rPr>
-          <w:lang w:val="en-US"/>
+          <w:noProof/>
+          <w:lang w:val="uk-UA"/>
         </w:rPr>
         <w:drawing>
           <wp:inline distT="0" distB="0" distL="0" distR="0" wp14:anchorId="0A029057" wp14:editId="3FD0BEE7">
@@ -8555,6 +8562,7 @@
           <w:rFonts w:ascii="Times New Roman" w:hAnsi="Times New Roman" w:cs="Times New Roman"/>
           <w:b/>
           <w:bCs/>
+          <w:noProof/>
           <w:sz w:val="28"/>
           <w:szCs w:val="28"/>
           <w:lang w:val="uk-UA"/>
@@ -8650,6 +8658,7 @@
       </w:pPr>
       <w:r>
         <w:rPr>
+          <w:noProof/>
           <w:lang w:val="uk-UA"/>
         </w:rPr>
         <w:lastRenderedPageBreak/>
@@ -8744,6 +8753,7 @@
       </w:pPr>
       <w:r>
         <w:rPr>
+          <w:noProof/>
           <w:lang w:val="uk-UA"/>
         </w:rPr>
         <w:lastRenderedPageBreak/>
@@ -8838,6 +8848,7 @@
       </w:pPr>
       <w:r>
         <w:rPr>
+          <w:noProof/>
           <w:lang w:val="uk-UA"/>
         </w:rPr>
         <w:lastRenderedPageBreak/>
@@ -8932,6 +8943,7 @@
       </w:pPr>
       <w:r>
         <w:rPr>
+          <w:noProof/>
           <w:lang w:val="uk-UA"/>
         </w:rPr>
         <w:lastRenderedPageBreak/>
@@ -9025,14 +9037,12 @@
         <w:keepNext/>
       </w:pPr>
       <w:r>
-        <w:rPr>
-          <w:lang w:val="uk-UA"/>
-        </w:rPr>
+        <w:lastRenderedPageBreak/>
         <w:drawing>
-          <wp:inline distT="0" distB="0" distL="0" distR="0" wp14:anchorId="2482065D" wp14:editId="035DAF84">
-            <wp:extent cx="3451860" cy="3220594"/>
+          <wp:inline distT="0" distB="0" distL="0" distR="0" wp14:anchorId="56548D7B" wp14:editId="20C2ACC9">
+            <wp:extent cx="6120765" cy="4519930"/>
             <wp:effectExtent l="0" t="0" r="0" b="0"/>
-            <wp:docPr id="13" name="Рисунок 13"/>
+            <wp:docPr id="14" name="Рисунок 14"/>
             <wp:cNvGraphicFramePr>
               <a:graphicFrameLocks xmlns:a="http://schemas.openxmlformats.org/drawingml/2006/main" noChangeAspect="1"/>
             </wp:cNvGraphicFramePr>
@@ -9052,7 +9062,7 @@
                   <pic:spPr>
                     <a:xfrm>
                       <a:off x="0" y="0"/>
-                      <a:ext cx="3464936" cy="3232794"/>
+                      <a:ext cx="6120765" cy="4519930"/>
                     </a:xfrm>
                     <a:prstGeom prst="rect">
                       <a:avLst/>
@@ -9124,14 +9134,100 @@
     </w:p>
     <w:p>
       <w:pPr>
+        <w:rPr>
+          <w:lang w:val="uk-UA"/>
+        </w:rPr>
+      </w:pPr>
+    </w:p>
+    <w:p>
+      <w:pPr>
+        <w:rPr>
+          <w:lang w:val="uk-UA"/>
+        </w:rPr>
+      </w:pPr>
+    </w:p>
+    <w:p>
+      <w:pPr>
+        <w:rPr>
+          <w:lang w:val="uk-UA"/>
+        </w:rPr>
+      </w:pPr>
+    </w:p>
+    <w:p>
+      <w:pPr>
+        <w:rPr>
+          <w:lang w:val="uk-UA"/>
+        </w:rPr>
+      </w:pPr>
+    </w:p>
+    <w:p>
+      <w:pPr>
+        <w:rPr>
+          <w:lang w:val="uk-UA"/>
+        </w:rPr>
+      </w:pPr>
+    </w:p>
+    <w:p>
+      <w:pPr>
+        <w:rPr>
+          <w:lang w:val="uk-UA"/>
+        </w:rPr>
+      </w:pPr>
+    </w:p>
+    <w:p>
+      <w:pPr>
+        <w:rPr>
+          <w:lang w:val="uk-UA"/>
+        </w:rPr>
+      </w:pPr>
+    </w:p>
+    <w:p>
+      <w:pPr>
+        <w:rPr>
+          <w:lang w:val="uk-UA"/>
+        </w:rPr>
+      </w:pPr>
+    </w:p>
+    <w:p>
+      <w:pPr>
+        <w:rPr>
+          <w:lang w:val="uk-UA"/>
+        </w:rPr>
+      </w:pPr>
+    </w:p>
+    <w:p>
+      <w:pPr>
+        <w:rPr>
+          <w:lang w:val="uk-UA"/>
+        </w:rPr>
+      </w:pPr>
+    </w:p>
+    <w:p>
+      <w:pPr>
+        <w:rPr>
+          <w:lang w:val="uk-UA"/>
+        </w:rPr>
+      </w:pPr>
+    </w:p>
+    <w:p>
+      <w:pPr>
+        <w:rPr>
+          <w:lang w:val="uk-UA"/>
+        </w:rPr>
+      </w:pPr>
+    </w:p>
+    <w:p>
+      <w:pPr>
         <w:pStyle w:val="af4"/>
         <w:keepNext/>
         <w:ind w:left="-567"/>
       </w:pPr>
       <w:r>
         <w:rPr>
-          <w:lang w:val="uk-UA"/>
-        </w:rPr>
+          <w:noProof/>
+          <w:lang w:val="uk-UA"/>
+        </w:rPr>
+        <w:lastRenderedPageBreak/>
         <w:drawing>
           <wp:inline distT="0" distB="0" distL="0" distR="0" wp14:anchorId="7B0187AB" wp14:editId="03A48CAB">
             <wp:extent cx="6556741" cy="5844540"/>
@@ -9917,7 +10013,6 @@
           <w:szCs w:val="28"/>
           <w:lang w:val="uk-UA"/>
         </w:rPr>
-        <w:lastRenderedPageBreak/>
         <w:t>4</w:t>
       </w:r>
       <w:r>
@@ -9983,6 +10078,7 @@
           <w:szCs w:val="24"/>
           <w:lang w:val="uk-UA"/>
         </w:rPr>
+        <w:lastRenderedPageBreak/>
         <w:t xml:space="preserve">Завдання №3 </w:t>
       </w:r>
       <w:proofErr w:type="spellStart"/>
@@ -12473,7 +12569,6 @@
           <w:szCs w:val="21"/>
           <w:lang w:val="uk-UA"/>
         </w:rPr>
-        <w:lastRenderedPageBreak/>
         <w:t>{</w:t>
       </w:r>
     </w:p>
@@ -12654,6 +12749,7 @@
           <w:szCs w:val="21"/>
           <w:lang w:val="uk-UA"/>
         </w:rPr>
+        <w:lastRenderedPageBreak/>
         <w:t xml:space="preserve">    </w:t>
       </w:r>
       <w:proofErr w:type="spellStart"/>
@@ -15878,7 +15974,6 @@
           <w:szCs w:val="21"/>
           <w:lang w:val="uk-UA"/>
         </w:rPr>
-        <w:lastRenderedPageBreak/>
         <w:t>Група: ШІ-12</w:t>
       </w:r>
     </w:p>
@@ -20203,7 +20298,6 @@
           <w:szCs w:val="21"/>
           <w:lang w:val="uk-UA"/>
         </w:rPr>
-        <w:lastRenderedPageBreak/>
         <w:t>// Функція для обчислення кількості днів з витратами та середніх витрат за день</w:t>
       </w:r>
     </w:p>
@@ -20416,6 +20510,7 @@
           <w:szCs w:val="21"/>
           <w:lang w:val="uk-UA"/>
         </w:rPr>
+        <w:lastRenderedPageBreak/>
         <w:t>{</w:t>
       </w:r>
     </w:p>
@@ -24781,7 +24876,6 @@
           <w:szCs w:val="21"/>
           <w:lang w:val="uk-UA"/>
         </w:rPr>
-        <w:lastRenderedPageBreak/>
         <w:t xml:space="preserve">        </w:t>
       </w:r>
       <w:proofErr w:type="spellStart"/>
@@ -24882,6 +24976,7 @@
           <w:szCs w:val="21"/>
           <w:lang w:val="uk-UA"/>
         </w:rPr>
+        <w:lastRenderedPageBreak/>
         <w:t xml:space="preserve">    </w:t>
       </w:r>
       <w:proofErr w:type="spellStart"/>
@@ -28281,7 +28376,6 @@
           <w:szCs w:val="21"/>
           <w:lang w:val="uk-UA"/>
         </w:rPr>
-        <w:lastRenderedPageBreak/>
         <w:t>    }</w:t>
       </w:r>
     </w:p>
@@ -28350,6 +28444,7 @@
           <w:szCs w:val="21"/>
           <w:lang w:val="uk-UA"/>
         </w:rPr>
+        <w:lastRenderedPageBreak/>
         <w:t xml:space="preserve">    </w:t>
       </w:r>
       <w:proofErr w:type="spellStart"/>
@@ -30994,6 +31089,112 @@
         </w:rPr>
         <w:t xml:space="preserve">        </w:t>
       </w:r>
+      <w:proofErr w:type="spellStart"/>
+      <w:r>
+        <w:rPr>
+          <w:rFonts w:ascii="Consolas" w:eastAsia="Times New Roman" w:hAnsi="Consolas" w:cs="Times New Roman"/>
+          <w:color w:val="C586C0"/>
+          <w:sz w:val="21"/>
+          <w:szCs w:val="21"/>
+          <w:lang w:val="uk-UA"/>
+        </w:rPr>
+        <w:t>if</w:t>
+      </w:r>
+      <w:proofErr w:type="spellEnd"/>
+      <w:r>
+        <w:rPr>
+          <w:rFonts w:ascii="Consolas" w:eastAsia="Times New Roman" w:hAnsi="Consolas" w:cs="Times New Roman"/>
+          <w:color w:val="C9D1D9"/>
+          <w:sz w:val="21"/>
+          <w:szCs w:val="21"/>
+          <w:lang w:val="uk-UA"/>
+        </w:rPr>
+        <w:t>(</w:t>
+      </w:r>
+      <w:proofErr w:type="spellStart"/>
+      <w:r>
+        <w:rPr>
+          <w:rFonts w:ascii="Consolas" w:eastAsia="Times New Roman" w:hAnsi="Consolas" w:cs="Times New Roman"/>
+          <w:color w:val="C9D1D9"/>
+          <w:sz w:val="21"/>
+          <w:szCs w:val="21"/>
+          <w:lang w:val="uk-UA"/>
+        </w:rPr>
+        <w:t>cin.</w:t>
+      </w:r>
+      <w:r>
+        <w:rPr>
+          <w:rFonts w:ascii="Consolas" w:eastAsia="Times New Roman" w:hAnsi="Consolas" w:cs="Times New Roman"/>
+          <w:color w:val="D2A8FF"/>
+          <w:sz w:val="21"/>
+          <w:szCs w:val="21"/>
+          <w:lang w:val="uk-UA"/>
+        </w:rPr>
+        <w:t>fail</w:t>
+      </w:r>
+      <w:proofErr w:type="spellEnd"/>
+      <w:r>
+        <w:rPr>
+          <w:rFonts w:ascii="Consolas" w:eastAsia="Times New Roman" w:hAnsi="Consolas" w:cs="Times New Roman"/>
+          <w:color w:val="C9D1D9"/>
+          <w:sz w:val="21"/>
+          <w:szCs w:val="21"/>
+          <w:lang w:val="uk-UA"/>
+        </w:rPr>
+        <w:t>()</w:t>
+      </w:r>
+      <w:r>
+        <w:rPr>
+          <w:rFonts w:ascii="Consolas" w:eastAsia="Times New Roman" w:hAnsi="Consolas" w:cs="Times New Roman"/>
+          <w:color w:val="D4D4D4"/>
+          <w:sz w:val="21"/>
+          <w:szCs w:val="21"/>
+          <w:lang w:val="uk-UA"/>
+        </w:rPr>
+        <w:t>||</w:t>
+      </w:r>
+      <w:proofErr w:type="spellStart"/>
+      <w:r>
+        <w:rPr>
+          <w:rFonts w:ascii="Consolas" w:eastAsia="Times New Roman" w:hAnsi="Consolas" w:cs="Times New Roman"/>
+          <w:color w:val="C9D1D9"/>
+          <w:sz w:val="21"/>
+          <w:szCs w:val="21"/>
+          <w:lang w:val="uk-UA"/>
+        </w:rPr>
+        <w:t>choice</w:t>
+      </w:r>
+      <w:proofErr w:type="spellEnd"/>
+      <w:r>
+        <w:rPr>
+          <w:rFonts w:ascii="Consolas" w:eastAsia="Times New Roman" w:hAnsi="Consolas" w:cs="Times New Roman"/>
+          <w:color w:val="D4D4D4"/>
+          <w:sz w:val="21"/>
+          <w:szCs w:val="21"/>
+          <w:lang w:val="uk-UA"/>
+        </w:rPr>
+        <w:t>&lt;</w:t>
+      </w:r>
+      <w:r>
+        <w:rPr>
+          <w:rFonts w:ascii="Consolas" w:eastAsia="Times New Roman" w:hAnsi="Consolas" w:cs="Times New Roman"/>
+          <w:color w:val="B5CEA8"/>
+          <w:sz w:val="21"/>
+          <w:szCs w:val="21"/>
+          <w:lang w:val="uk-UA"/>
+        </w:rPr>
+        <w:t>0</w:t>
+      </w:r>
+      <w:r>
+        <w:rPr>
+          <w:rFonts w:ascii="Consolas" w:eastAsia="Times New Roman" w:hAnsi="Consolas" w:cs="Times New Roman"/>
+          <w:color w:val="C9D1D9"/>
+          <w:sz w:val="21"/>
+          <w:szCs w:val="21"/>
+          <w:lang w:val="uk-UA"/>
+        </w:rPr>
+        <w:t xml:space="preserve">) </w:t>
+      </w:r>
     </w:p>
     <w:p>
       <w:pPr>
@@ -31010,12 +31211,12 @@
       <w:r>
         <w:rPr>
           <w:rFonts w:ascii="Consolas" w:eastAsia="Times New Roman" w:hAnsi="Consolas" w:cs="Times New Roman"/>
-          <w:color w:val="8B949E"/>
-          <w:sz w:val="21"/>
-          <w:szCs w:val="21"/>
-          <w:lang w:val="uk-UA"/>
-        </w:rPr>
-        <w:t>        // Виведення результатів відповідно до вибору користувача</w:t>
+          <w:color w:val="C9D1D9"/>
+          <w:sz w:val="21"/>
+          <w:szCs w:val="21"/>
+          <w:lang w:val="uk-UA"/>
+        </w:rPr>
+        <w:t>            {</w:t>
       </w:r>
     </w:p>
     <w:p>
@@ -31038,51 +31239,39 @@
           <w:szCs w:val="21"/>
           <w:lang w:val="uk-UA"/>
         </w:rPr>
-        <w:t xml:space="preserve">        </w:t>
-      </w:r>
-      <w:proofErr w:type="spellStart"/>
-      <w:r>
-        <w:rPr>
-          <w:rFonts w:ascii="Consolas" w:eastAsia="Times New Roman" w:hAnsi="Consolas" w:cs="Times New Roman"/>
-          <w:color w:val="C586C0"/>
-          <w:sz w:val="21"/>
-          <w:szCs w:val="21"/>
-          <w:lang w:val="uk-UA"/>
-        </w:rPr>
-        <w:t>switch</w:t>
-      </w:r>
-      <w:proofErr w:type="spellEnd"/>
-      <w:r>
-        <w:rPr>
-          <w:rFonts w:ascii="Consolas" w:eastAsia="Times New Roman" w:hAnsi="Consolas" w:cs="Times New Roman"/>
-          <w:color w:val="C9D1D9"/>
-          <w:sz w:val="21"/>
-          <w:szCs w:val="21"/>
-          <w:lang w:val="uk-UA"/>
-        </w:rPr>
-        <w:t>(</w:t>
-      </w:r>
-      <w:proofErr w:type="spellStart"/>
-      <w:r>
-        <w:rPr>
-          <w:rFonts w:ascii="Consolas" w:eastAsia="Times New Roman" w:hAnsi="Consolas" w:cs="Times New Roman"/>
-          <w:color w:val="C9D1D9"/>
-          <w:sz w:val="21"/>
-          <w:szCs w:val="21"/>
-          <w:lang w:val="uk-UA"/>
-        </w:rPr>
-        <w:t>choice</w:t>
-      </w:r>
-      <w:proofErr w:type="spellEnd"/>
-      <w:r>
-        <w:rPr>
-          <w:rFonts w:ascii="Consolas" w:eastAsia="Times New Roman" w:hAnsi="Consolas" w:cs="Times New Roman"/>
-          <w:color w:val="C9D1D9"/>
-          <w:sz w:val="21"/>
-          <w:szCs w:val="21"/>
-          <w:lang w:val="uk-UA"/>
-        </w:rPr>
-        <w:t>)</w:t>
+        <w:t xml:space="preserve">                </w:t>
+      </w:r>
+      <w:proofErr w:type="spellStart"/>
+      <w:r>
+        <w:rPr>
+          <w:rFonts w:ascii="Consolas" w:eastAsia="Times New Roman" w:hAnsi="Consolas" w:cs="Times New Roman"/>
+          <w:color w:val="C9D1D9"/>
+          <w:sz w:val="21"/>
+          <w:szCs w:val="21"/>
+          <w:lang w:val="uk-UA"/>
+        </w:rPr>
+        <w:t>cin.</w:t>
+      </w:r>
+      <w:r>
+        <w:rPr>
+          <w:rFonts w:ascii="Consolas" w:eastAsia="Times New Roman" w:hAnsi="Consolas" w:cs="Times New Roman"/>
+          <w:color w:val="D2A8FF"/>
+          <w:sz w:val="21"/>
+          <w:szCs w:val="21"/>
+          <w:lang w:val="uk-UA"/>
+        </w:rPr>
+        <w:t>clear</w:t>
+      </w:r>
+      <w:proofErr w:type="spellEnd"/>
+      <w:r>
+        <w:rPr>
+          <w:rFonts w:ascii="Consolas" w:eastAsia="Times New Roman" w:hAnsi="Consolas" w:cs="Times New Roman"/>
+          <w:color w:val="C9D1D9"/>
+          <w:sz w:val="21"/>
+          <w:szCs w:val="21"/>
+          <w:lang w:val="uk-UA"/>
+        </w:rPr>
+        <w:t>();</w:t>
       </w:r>
     </w:p>
     <w:p>
@@ -31105,7 +31294,99 @@
           <w:szCs w:val="21"/>
           <w:lang w:val="uk-UA"/>
         </w:rPr>
-        <w:t>        {</w:t>
+        <w:t xml:space="preserve">                </w:t>
+      </w:r>
+      <w:proofErr w:type="spellStart"/>
+      <w:r>
+        <w:rPr>
+          <w:rFonts w:ascii="Consolas" w:eastAsia="Times New Roman" w:hAnsi="Consolas" w:cs="Times New Roman"/>
+          <w:color w:val="C9D1D9"/>
+          <w:sz w:val="21"/>
+          <w:szCs w:val="21"/>
+          <w:lang w:val="uk-UA"/>
+        </w:rPr>
+        <w:t>cin.</w:t>
+      </w:r>
+      <w:r>
+        <w:rPr>
+          <w:rFonts w:ascii="Consolas" w:eastAsia="Times New Roman" w:hAnsi="Consolas" w:cs="Times New Roman"/>
+          <w:color w:val="D2A8FF"/>
+          <w:sz w:val="21"/>
+          <w:szCs w:val="21"/>
+          <w:lang w:val="uk-UA"/>
+        </w:rPr>
+        <w:t>ignore</w:t>
+      </w:r>
+      <w:proofErr w:type="spellEnd"/>
+      <w:r>
+        <w:rPr>
+          <w:rFonts w:ascii="Consolas" w:eastAsia="Times New Roman" w:hAnsi="Consolas" w:cs="Times New Roman"/>
+          <w:color w:val="C9D1D9"/>
+          <w:sz w:val="21"/>
+          <w:szCs w:val="21"/>
+          <w:lang w:val="uk-UA"/>
+        </w:rPr>
+        <w:t>(</w:t>
+      </w:r>
+      <w:r>
+        <w:rPr>
+          <w:rFonts w:ascii="Consolas" w:eastAsia="Times New Roman" w:hAnsi="Consolas" w:cs="Times New Roman"/>
+          <w:color w:val="B5CEA8"/>
+          <w:sz w:val="21"/>
+          <w:szCs w:val="21"/>
+          <w:lang w:val="uk-UA"/>
+        </w:rPr>
+        <w:t>10000</w:t>
+      </w:r>
+      <w:r>
+        <w:rPr>
+          <w:rFonts w:ascii="Consolas" w:eastAsia="Times New Roman" w:hAnsi="Consolas" w:cs="Times New Roman"/>
+          <w:color w:val="C9D1D9"/>
+          <w:sz w:val="21"/>
+          <w:szCs w:val="21"/>
+          <w:lang w:val="uk-UA"/>
+        </w:rPr>
+        <w:t>,</w:t>
+      </w:r>
+      <w:r>
+        <w:rPr>
+          <w:rFonts w:ascii="Consolas" w:eastAsia="Times New Roman" w:hAnsi="Consolas" w:cs="Times New Roman"/>
+          <w:color w:val="A5D6FF"/>
+          <w:sz w:val="21"/>
+          <w:szCs w:val="21"/>
+          <w:lang w:val="uk-UA"/>
+        </w:rPr>
+        <w:t>'</w:t>
+      </w:r>
+      <w:r>
+        <w:rPr>
+          <w:rFonts w:ascii="Consolas" w:eastAsia="Times New Roman" w:hAnsi="Consolas" w:cs="Times New Roman"/>
+          <w:color w:val="D7BA7D"/>
+          <w:sz w:val="21"/>
+          <w:szCs w:val="21"/>
+          <w:lang w:val="uk-UA"/>
+        </w:rPr>
+        <w:t>\n</w:t>
+      </w:r>
+      <w:r>
+        <w:rPr>
+          <w:rFonts w:ascii="Consolas" w:eastAsia="Times New Roman" w:hAnsi="Consolas" w:cs="Times New Roman"/>
+          <w:color w:val="A5D6FF"/>
+          <w:sz w:val="21"/>
+          <w:szCs w:val="21"/>
+          <w:lang w:val="uk-UA"/>
+        </w:rPr>
+        <w:t>'</w:t>
+      </w:r>
+      <w:r>
+        <w:rPr>
+          <w:rFonts w:ascii="Consolas" w:eastAsia="Times New Roman" w:hAnsi="Consolas" w:cs="Times New Roman"/>
+          <w:color w:val="C9D1D9"/>
+          <w:sz w:val="21"/>
+          <w:szCs w:val="21"/>
+          <w:lang w:val="uk-UA"/>
+        </w:rPr>
+        <w:t>);</w:t>
       </w:r>
     </w:p>
     <w:p>
@@ -31128,49 +31409,71 @@
           <w:szCs w:val="21"/>
           <w:lang w:val="uk-UA"/>
         </w:rPr>
-        <w:t xml:space="preserve">            </w:t>
-      </w:r>
-      <w:proofErr w:type="spellStart"/>
-      <w:r>
-        <w:rPr>
-          <w:rFonts w:ascii="Consolas" w:eastAsia="Times New Roman" w:hAnsi="Consolas" w:cs="Times New Roman"/>
-          <w:color w:val="C586C0"/>
-          <w:sz w:val="21"/>
-          <w:szCs w:val="21"/>
-          <w:lang w:val="uk-UA"/>
-        </w:rPr>
-        <w:t>case</w:t>
-      </w:r>
-      <w:proofErr w:type="spellEnd"/>
-      <w:r>
-        <w:rPr>
-          <w:rFonts w:ascii="Consolas" w:eastAsia="Times New Roman" w:hAnsi="Consolas" w:cs="Times New Roman"/>
-          <w:color w:val="C9D1D9"/>
-          <w:sz w:val="21"/>
-          <w:szCs w:val="21"/>
-          <w:lang w:val="uk-UA"/>
-        </w:rPr>
-        <w:t xml:space="preserve"> </w:t>
-      </w:r>
-      <w:r>
-        <w:rPr>
-          <w:rFonts w:ascii="Consolas" w:eastAsia="Times New Roman" w:hAnsi="Consolas" w:cs="Times New Roman"/>
-          <w:color w:val="B5CEA8"/>
-          <w:sz w:val="21"/>
-          <w:szCs w:val="21"/>
-          <w:lang w:val="uk-UA"/>
-        </w:rPr>
-        <w:t>1</w:t>
-      </w:r>
-      <w:r>
-        <w:rPr>
-          <w:rFonts w:ascii="Consolas" w:eastAsia="Times New Roman" w:hAnsi="Consolas" w:cs="Times New Roman"/>
-          <w:color w:val="C9D1D9"/>
-          <w:sz w:val="21"/>
-          <w:szCs w:val="21"/>
-          <w:lang w:val="uk-UA"/>
-        </w:rPr>
-        <w:t>:</w:t>
+        <w:t xml:space="preserve">                </w:t>
+      </w:r>
+      <w:proofErr w:type="spellStart"/>
+      <w:r>
+        <w:rPr>
+          <w:rFonts w:ascii="Consolas" w:eastAsia="Times New Roman" w:hAnsi="Consolas" w:cs="Times New Roman"/>
+          <w:color w:val="C9D1D9"/>
+          <w:sz w:val="21"/>
+          <w:szCs w:val="21"/>
+          <w:lang w:val="uk-UA"/>
+        </w:rPr>
+        <w:t>cout</w:t>
+      </w:r>
+      <w:proofErr w:type="spellEnd"/>
+      <w:r>
+        <w:rPr>
+          <w:rFonts w:ascii="Consolas" w:eastAsia="Times New Roman" w:hAnsi="Consolas" w:cs="Times New Roman"/>
+          <w:color w:val="D2A8FF"/>
+          <w:sz w:val="21"/>
+          <w:szCs w:val="21"/>
+          <w:lang w:val="uk-UA"/>
+        </w:rPr>
+        <w:t>&lt;&lt;</w:t>
+      </w:r>
+      <w:r>
+        <w:rPr>
+          <w:rFonts w:ascii="Consolas" w:eastAsia="Times New Roman" w:hAnsi="Consolas" w:cs="Times New Roman"/>
+          <w:color w:val="A5D6FF"/>
+          <w:sz w:val="21"/>
+          <w:szCs w:val="21"/>
+          <w:lang w:val="uk-UA"/>
+        </w:rPr>
+        <w:t>"Помилка введення! Спробуйте ще раз."</w:t>
+      </w:r>
+      <w:r>
+        <w:rPr>
+          <w:rFonts w:ascii="Consolas" w:eastAsia="Times New Roman" w:hAnsi="Consolas" w:cs="Times New Roman"/>
+          <w:color w:val="D2A8FF"/>
+          <w:sz w:val="21"/>
+          <w:szCs w:val="21"/>
+          <w:lang w:val="uk-UA"/>
+        </w:rPr>
+        <w:t>&lt;&lt;</w:t>
+      </w:r>
+      <w:proofErr w:type="spellStart"/>
+      <w:r>
+        <w:rPr>
+          <w:rFonts w:ascii="Consolas" w:eastAsia="Times New Roman" w:hAnsi="Consolas" w:cs="Times New Roman"/>
+          <w:color w:val="D2A8FF"/>
+          <w:sz w:val="21"/>
+          <w:szCs w:val="21"/>
+          <w:lang w:val="uk-UA"/>
+        </w:rPr>
+        <w:t>endl</w:t>
+      </w:r>
+      <w:proofErr w:type="spellEnd"/>
+      <w:r>
+        <w:rPr>
+          <w:rFonts w:ascii="Consolas" w:eastAsia="Times New Roman" w:hAnsi="Consolas" w:cs="Times New Roman"/>
+          <w:color w:val="C9D1D9"/>
+          <w:sz w:val="21"/>
+          <w:szCs w:val="21"/>
+          <w:lang w:val="uk-UA"/>
+        </w:rPr>
+        <w:t>;</w:t>
       </w:r>
     </w:p>
     <w:p>
@@ -31193,60 +31496,18 @@
           <w:szCs w:val="21"/>
           <w:lang w:val="uk-UA"/>
         </w:rPr>
-        <w:t xml:space="preserve">            </w:t>
-      </w:r>
-      <w:proofErr w:type="spellStart"/>
-      <w:r>
-        <w:rPr>
-          <w:rFonts w:ascii="Consolas" w:eastAsia="Times New Roman" w:hAnsi="Consolas" w:cs="Times New Roman"/>
-          <w:color w:val="C9D1D9"/>
-          <w:sz w:val="21"/>
-          <w:szCs w:val="21"/>
-          <w:lang w:val="uk-UA"/>
-        </w:rPr>
-        <w:t>cout</w:t>
-      </w:r>
-      <w:proofErr w:type="spellEnd"/>
-      <w:r>
-        <w:rPr>
-          <w:rFonts w:ascii="Consolas" w:eastAsia="Times New Roman" w:hAnsi="Consolas" w:cs="Times New Roman"/>
-          <w:color w:val="D2A8FF"/>
-          <w:sz w:val="21"/>
-          <w:szCs w:val="21"/>
-          <w:lang w:val="uk-UA"/>
-        </w:rPr>
-        <w:t>&lt;&lt;</w:t>
-      </w:r>
-      <w:r>
-        <w:rPr>
-          <w:rFonts w:ascii="Consolas" w:eastAsia="Times New Roman" w:hAnsi="Consolas" w:cs="Times New Roman"/>
-          <w:color w:val="A5D6FF"/>
-          <w:sz w:val="21"/>
-          <w:szCs w:val="21"/>
-          <w:lang w:val="uk-UA"/>
-        </w:rPr>
-        <w:t>"====== Витрати по днях ======"</w:t>
-      </w:r>
-      <w:r>
-        <w:rPr>
-          <w:rFonts w:ascii="Consolas" w:eastAsia="Times New Roman" w:hAnsi="Consolas" w:cs="Times New Roman"/>
-          <w:color w:val="D2A8FF"/>
-          <w:sz w:val="21"/>
-          <w:szCs w:val="21"/>
-          <w:lang w:val="uk-UA"/>
-        </w:rPr>
-        <w:t>&lt;&lt;</w:t>
-      </w:r>
-      <w:proofErr w:type="spellStart"/>
-      <w:r>
-        <w:rPr>
-          <w:rFonts w:ascii="Consolas" w:eastAsia="Times New Roman" w:hAnsi="Consolas" w:cs="Times New Roman"/>
-          <w:color w:val="D2A8FF"/>
-          <w:sz w:val="21"/>
-          <w:szCs w:val="21"/>
-          <w:lang w:val="uk-UA"/>
-        </w:rPr>
-        <w:t>endl</w:t>
+        <w:t xml:space="preserve">                </w:t>
+      </w:r>
+      <w:proofErr w:type="spellStart"/>
+      <w:r>
+        <w:rPr>
+          <w:rFonts w:ascii="Consolas" w:eastAsia="Times New Roman" w:hAnsi="Consolas" w:cs="Times New Roman"/>
+          <w:color w:val="C586C0"/>
+          <w:sz w:val="21"/>
+          <w:szCs w:val="21"/>
+          <w:lang w:val="uk-UA"/>
+        </w:rPr>
+        <w:t>continue</w:t>
       </w:r>
       <w:proofErr w:type="spellEnd"/>
       <w:r>
@@ -31280,6 +31541,310 @@
           <w:szCs w:val="21"/>
           <w:lang w:val="uk-UA"/>
         </w:rPr>
+        <w:t>            }</w:t>
+      </w:r>
+      <w:bookmarkStart w:id="0" w:name="_GoBack"/>
+      <w:bookmarkEnd w:id="0"/>
+    </w:p>
+    <w:p>
+      <w:pPr>
+        <w:shd w:val="clear" w:color="auto" w:fill="121314"/>
+        <w:spacing w:after="0" w:line="285" w:lineRule="atLeast"/>
+        <w:rPr>
+          <w:rFonts w:ascii="Consolas" w:eastAsia="Times New Roman" w:hAnsi="Consolas" w:cs="Times New Roman"/>
+          <w:color w:val="BBBEBF"/>
+          <w:sz w:val="21"/>
+          <w:szCs w:val="21"/>
+          <w:lang w:val="uk-UA"/>
+        </w:rPr>
+      </w:pPr>
+    </w:p>
+    <w:p>
+      <w:pPr>
+        <w:shd w:val="clear" w:color="auto" w:fill="121314"/>
+        <w:spacing w:after="0" w:line="285" w:lineRule="atLeast"/>
+        <w:rPr>
+          <w:rFonts w:ascii="Consolas" w:eastAsia="Times New Roman" w:hAnsi="Consolas" w:cs="Times New Roman"/>
+          <w:color w:val="BBBEBF"/>
+          <w:sz w:val="21"/>
+          <w:szCs w:val="21"/>
+          <w:lang w:val="uk-UA"/>
+        </w:rPr>
+      </w:pPr>
+      <w:r>
+        <w:rPr>
+          <w:rFonts w:ascii="Consolas" w:eastAsia="Times New Roman" w:hAnsi="Consolas" w:cs="Times New Roman"/>
+          <w:color w:val="8B949E"/>
+          <w:sz w:val="21"/>
+          <w:szCs w:val="21"/>
+          <w:lang w:val="uk-UA"/>
+        </w:rPr>
+        <w:t>        // Виведення результатів відповідно до вибору користувача</w:t>
+      </w:r>
+    </w:p>
+    <w:p>
+      <w:pPr>
+        <w:shd w:val="clear" w:color="auto" w:fill="121314"/>
+        <w:spacing w:after="0" w:line="285" w:lineRule="atLeast"/>
+        <w:rPr>
+          <w:rFonts w:ascii="Consolas" w:eastAsia="Times New Roman" w:hAnsi="Consolas" w:cs="Times New Roman"/>
+          <w:color w:val="BBBEBF"/>
+          <w:sz w:val="21"/>
+          <w:szCs w:val="21"/>
+          <w:lang w:val="uk-UA"/>
+        </w:rPr>
+      </w:pPr>
+      <w:r>
+        <w:rPr>
+          <w:rFonts w:ascii="Consolas" w:eastAsia="Times New Roman" w:hAnsi="Consolas" w:cs="Times New Roman"/>
+          <w:color w:val="C9D1D9"/>
+          <w:sz w:val="21"/>
+          <w:szCs w:val="21"/>
+          <w:lang w:val="uk-UA"/>
+        </w:rPr>
+        <w:t xml:space="preserve">        </w:t>
+      </w:r>
+      <w:proofErr w:type="spellStart"/>
+      <w:r>
+        <w:rPr>
+          <w:rFonts w:ascii="Consolas" w:eastAsia="Times New Roman" w:hAnsi="Consolas" w:cs="Times New Roman"/>
+          <w:color w:val="C586C0"/>
+          <w:sz w:val="21"/>
+          <w:szCs w:val="21"/>
+          <w:lang w:val="uk-UA"/>
+        </w:rPr>
+        <w:t>switch</w:t>
+      </w:r>
+      <w:proofErr w:type="spellEnd"/>
+      <w:r>
+        <w:rPr>
+          <w:rFonts w:ascii="Consolas" w:eastAsia="Times New Roman" w:hAnsi="Consolas" w:cs="Times New Roman"/>
+          <w:color w:val="C9D1D9"/>
+          <w:sz w:val="21"/>
+          <w:szCs w:val="21"/>
+          <w:lang w:val="uk-UA"/>
+        </w:rPr>
+        <w:t>(</w:t>
+      </w:r>
+      <w:proofErr w:type="spellStart"/>
+      <w:r>
+        <w:rPr>
+          <w:rFonts w:ascii="Consolas" w:eastAsia="Times New Roman" w:hAnsi="Consolas" w:cs="Times New Roman"/>
+          <w:color w:val="C9D1D9"/>
+          <w:sz w:val="21"/>
+          <w:szCs w:val="21"/>
+          <w:lang w:val="uk-UA"/>
+        </w:rPr>
+        <w:t>choice</w:t>
+      </w:r>
+      <w:proofErr w:type="spellEnd"/>
+      <w:r>
+        <w:rPr>
+          <w:rFonts w:ascii="Consolas" w:eastAsia="Times New Roman" w:hAnsi="Consolas" w:cs="Times New Roman"/>
+          <w:color w:val="C9D1D9"/>
+          <w:sz w:val="21"/>
+          <w:szCs w:val="21"/>
+          <w:lang w:val="uk-UA"/>
+        </w:rPr>
+        <w:t>)</w:t>
+      </w:r>
+    </w:p>
+    <w:p>
+      <w:pPr>
+        <w:shd w:val="clear" w:color="auto" w:fill="121314"/>
+        <w:spacing w:after="0" w:line="285" w:lineRule="atLeast"/>
+        <w:rPr>
+          <w:rFonts w:ascii="Consolas" w:eastAsia="Times New Roman" w:hAnsi="Consolas" w:cs="Times New Roman"/>
+          <w:color w:val="BBBEBF"/>
+          <w:sz w:val="21"/>
+          <w:szCs w:val="21"/>
+          <w:lang w:val="uk-UA"/>
+        </w:rPr>
+      </w:pPr>
+      <w:r>
+        <w:rPr>
+          <w:rFonts w:ascii="Consolas" w:eastAsia="Times New Roman" w:hAnsi="Consolas" w:cs="Times New Roman"/>
+          <w:color w:val="C9D1D9"/>
+          <w:sz w:val="21"/>
+          <w:szCs w:val="21"/>
+          <w:lang w:val="uk-UA"/>
+        </w:rPr>
+        <w:t>        {</w:t>
+      </w:r>
+    </w:p>
+    <w:p>
+      <w:pPr>
+        <w:shd w:val="clear" w:color="auto" w:fill="121314"/>
+        <w:spacing w:after="0" w:line="285" w:lineRule="atLeast"/>
+        <w:rPr>
+          <w:rFonts w:ascii="Consolas" w:eastAsia="Times New Roman" w:hAnsi="Consolas" w:cs="Times New Roman"/>
+          <w:color w:val="BBBEBF"/>
+          <w:sz w:val="21"/>
+          <w:szCs w:val="21"/>
+          <w:lang w:val="uk-UA"/>
+        </w:rPr>
+      </w:pPr>
+      <w:r>
+        <w:rPr>
+          <w:rFonts w:ascii="Consolas" w:eastAsia="Times New Roman" w:hAnsi="Consolas" w:cs="Times New Roman"/>
+          <w:color w:val="C9D1D9"/>
+          <w:sz w:val="21"/>
+          <w:szCs w:val="21"/>
+          <w:lang w:val="uk-UA"/>
+        </w:rPr>
+        <w:t xml:space="preserve">            </w:t>
+      </w:r>
+      <w:proofErr w:type="spellStart"/>
+      <w:r>
+        <w:rPr>
+          <w:rFonts w:ascii="Consolas" w:eastAsia="Times New Roman" w:hAnsi="Consolas" w:cs="Times New Roman"/>
+          <w:color w:val="C586C0"/>
+          <w:sz w:val="21"/>
+          <w:szCs w:val="21"/>
+          <w:lang w:val="uk-UA"/>
+        </w:rPr>
+        <w:t>case</w:t>
+      </w:r>
+      <w:proofErr w:type="spellEnd"/>
+      <w:r>
+        <w:rPr>
+          <w:rFonts w:ascii="Consolas" w:eastAsia="Times New Roman" w:hAnsi="Consolas" w:cs="Times New Roman"/>
+          <w:color w:val="C9D1D9"/>
+          <w:sz w:val="21"/>
+          <w:szCs w:val="21"/>
+          <w:lang w:val="uk-UA"/>
+        </w:rPr>
+        <w:t xml:space="preserve"> </w:t>
+      </w:r>
+      <w:r>
+        <w:rPr>
+          <w:rFonts w:ascii="Consolas" w:eastAsia="Times New Roman" w:hAnsi="Consolas" w:cs="Times New Roman"/>
+          <w:color w:val="B5CEA8"/>
+          <w:sz w:val="21"/>
+          <w:szCs w:val="21"/>
+          <w:lang w:val="uk-UA"/>
+        </w:rPr>
+        <w:t>1</w:t>
+      </w:r>
+      <w:r>
+        <w:rPr>
+          <w:rFonts w:ascii="Consolas" w:eastAsia="Times New Roman" w:hAnsi="Consolas" w:cs="Times New Roman"/>
+          <w:color w:val="C9D1D9"/>
+          <w:sz w:val="21"/>
+          <w:szCs w:val="21"/>
+          <w:lang w:val="uk-UA"/>
+        </w:rPr>
+        <w:t>:</w:t>
+      </w:r>
+    </w:p>
+    <w:p>
+      <w:pPr>
+        <w:shd w:val="clear" w:color="auto" w:fill="121314"/>
+        <w:spacing w:after="0" w:line="285" w:lineRule="atLeast"/>
+        <w:rPr>
+          <w:rFonts w:ascii="Consolas" w:eastAsia="Times New Roman" w:hAnsi="Consolas" w:cs="Times New Roman"/>
+          <w:color w:val="BBBEBF"/>
+          <w:sz w:val="21"/>
+          <w:szCs w:val="21"/>
+          <w:lang w:val="uk-UA"/>
+        </w:rPr>
+      </w:pPr>
+      <w:r>
+        <w:rPr>
+          <w:rFonts w:ascii="Consolas" w:eastAsia="Times New Roman" w:hAnsi="Consolas" w:cs="Times New Roman"/>
+          <w:color w:val="C9D1D9"/>
+          <w:sz w:val="21"/>
+          <w:szCs w:val="21"/>
+          <w:lang w:val="uk-UA"/>
+        </w:rPr>
+        <w:t xml:space="preserve">            </w:t>
+      </w:r>
+      <w:proofErr w:type="spellStart"/>
+      <w:r>
+        <w:rPr>
+          <w:rFonts w:ascii="Consolas" w:eastAsia="Times New Roman" w:hAnsi="Consolas" w:cs="Times New Roman"/>
+          <w:color w:val="C9D1D9"/>
+          <w:sz w:val="21"/>
+          <w:szCs w:val="21"/>
+          <w:lang w:val="uk-UA"/>
+        </w:rPr>
+        <w:t>cout</w:t>
+      </w:r>
+      <w:proofErr w:type="spellEnd"/>
+      <w:r>
+        <w:rPr>
+          <w:rFonts w:ascii="Consolas" w:eastAsia="Times New Roman" w:hAnsi="Consolas" w:cs="Times New Roman"/>
+          <w:color w:val="D2A8FF"/>
+          <w:sz w:val="21"/>
+          <w:szCs w:val="21"/>
+          <w:lang w:val="uk-UA"/>
+        </w:rPr>
+        <w:t>&lt;&lt;</w:t>
+      </w:r>
+      <w:r>
+        <w:rPr>
+          <w:rFonts w:ascii="Consolas" w:eastAsia="Times New Roman" w:hAnsi="Consolas" w:cs="Times New Roman"/>
+          <w:color w:val="A5D6FF"/>
+          <w:sz w:val="21"/>
+          <w:szCs w:val="21"/>
+          <w:lang w:val="uk-UA"/>
+        </w:rPr>
+        <w:t>"====== Витрати по днях ======"</w:t>
+      </w:r>
+      <w:r>
+        <w:rPr>
+          <w:rFonts w:ascii="Consolas" w:eastAsia="Times New Roman" w:hAnsi="Consolas" w:cs="Times New Roman"/>
+          <w:color w:val="D2A8FF"/>
+          <w:sz w:val="21"/>
+          <w:szCs w:val="21"/>
+          <w:lang w:val="uk-UA"/>
+        </w:rPr>
+        <w:t>&lt;&lt;</w:t>
+      </w:r>
+      <w:proofErr w:type="spellStart"/>
+      <w:r>
+        <w:rPr>
+          <w:rFonts w:ascii="Consolas" w:eastAsia="Times New Roman" w:hAnsi="Consolas" w:cs="Times New Roman"/>
+          <w:color w:val="D2A8FF"/>
+          <w:sz w:val="21"/>
+          <w:szCs w:val="21"/>
+          <w:lang w:val="uk-UA"/>
+        </w:rPr>
+        <w:t>endl</w:t>
+      </w:r>
+      <w:proofErr w:type="spellEnd"/>
+      <w:r>
+        <w:rPr>
+          <w:rFonts w:ascii="Consolas" w:eastAsia="Times New Roman" w:hAnsi="Consolas" w:cs="Times New Roman"/>
+          <w:color w:val="C9D1D9"/>
+          <w:sz w:val="21"/>
+          <w:szCs w:val="21"/>
+          <w:lang w:val="uk-UA"/>
+        </w:rPr>
+        <w:t>;</w:t>
+      </w:r>
+    </w:p>
+    <w:p>
+      <w:pPr>
+        <w:shd w:val="clear" w:color="auto" w:fill="121314"/>
+        <w:spacing w:after="0" w:line="285" w:lineRule="atLeast"/>
+        <w:rPr>
+          <w:rFonts w:ascii="Consolas" w:eastAsia="Times New Roman" w:hAnsi="Consolas" w:cs="Times New Roman"/>
+          <w:color w:val="BBBEBF"/>
+          <w:sz w:val="21"/>
+          <w:szCs w:val="21"/>
+          <w:lang w:val="uk-UA"/>
+        </w:rPr>
+      </w:pPr>
+      <w:r>
+        <w:rPr>
+          <w:rFonts w:ascii="Consolas" w:eastAsia="Times New Roman" w:hAnsi="Consolas" w:cs="Times New Roman"/>
+          <w:color w:val="C9D1D9"/>
+          <w:sz w:val="21"/>
+          <w:szCs w:val="21"/>
+          <w:lang w:val="uk-UA"/>
+        </w:rPr>
+        <w:lastRenderedPageBreak/>
         <w:t xml:space="preserve">            </w:t>
       </w:r>
       <w:r>
@@ -34133,6 +34698,7 @@
           <w:szCs w:val="21"/>
           <w:lang w:val="uk-UA"/>
         </w:rPr>
+        <w:lastRenderedPageBreak/>
         <w:t>/*</w:t>
       </w:r>
     </w:p>
@@ -34225,7 +34791,6 @@
           <w:szCs w:val="21"/>
           <w:lang w:val="uk-UA"/>
         </w:rPr>
-        <w:lastRenderedPageBreak/>
         <w:t>*/</w:t>
       </w:r>
     </w:p>
@@ -36318,6 +36883,7 @@
           <w:szCs w:val="21"/>
           <w:lang w:val="uk-UA"/>
         </w:rPr>
+        <w:lastRenderedPageBreak/>
         <w:t>*/</w:t>
       </w:r>
     </w:p>
@@ -36509,7 +37075,6 @@
           <w:szCs w:val="21"/>
           <w:lang w:val="uk-UA"/>
         </w:rPr>
-        <w:lastRenderedPageBreak/>
         <w:t>using</w:t>
       </w:r>
       <w:proofErr w:type="spellEnd"/>
@@ -40235,6 +40800,7 @@
           <w:szCs w:val="21"/>
           <w:lang w:val="uk-UA"/>
         </w:rPr>
+        <w:lastRenderedPageBreak/>
         <w:t xml:space="preserve">    </w:t>
       </w:r>
       <w:proofErr w:type="spellStart"/>
@@ -40711,7 +41277,6 @@
           <w:szCs w:val="21"/>
           <w:lang w:val="uk-UA"/>
         </w:rPr>
-        <w:lastRenderedPageBreak/>
         <w:t xml:space="preserve">    </w:t>
       </w:r>
       <w:proofErr w:type="spellStart"/>
@@ -41480,8 +42045,6 @@
         </w:rPr>
         <w:t>https://github.com/artificial-intelligence-department/ai_programming_playground_2026/pull/457/changes#diff-4d3279567a7f18eae4a2a3ca0ba349598e70e94676ca40e2329fa8e26009bba9</w:t>
       </w:r>
-      <w:bookmarkStart w:id="0" w:name="_GoBack"/>
-      <w:bookmarkEnd w:id="0"/>
     </w:p>
     <w:p>
       <w:pPr>
@@ -41638,6 +42201,7 @@
       <w:r>
         <w:rPr>
           <w:rFonts w:ascii="Times New Roman" w:hAnsi="Times New Roman" w:cs="Times New Roman"/>
+          <w:noProof/>
           <w:sz w:val="24"/>
           <w:szCs w:val="24"/>
           <w:lang w:val="uk-UA"/>
@@ -41857,6 +42421,7 @@
       <w:r>
         <w:rPr>
           <w:rFonts w:ascii="Times New Roman" w:hAnsi="Times New Roman" w:cs="Times New Roman"/>
+          <w:noProof/>
           <w:sz w:val="24"/>
           <w:szCs w:val="24"/>
           <w:lang w:val="uk-UA"/>
@@ -41931,13 +42496,7 @@
         <w:rPr>
           <w:lang w:val="uk-UA"/>
         </w:rPr>
-        <w:t xml:space="preserve"> </w:t>
-      </w:r>
-      <w:r>
-        <w:rPr>
-          <w:lang w:val="uk-UA"/>
-        </w:rPr>
-        <w:t xml:space="preserve">Результати виконання </w:t>
+        <w:t xml:space="preserve"> Результати виконання </w:t>
       </w:r>
       <w:r>
         <w:rPr>
@@ -42105,6 +42664,7 @@
       <w:r>
         <w:rPr>
           <w:rFonts w:ascii="Times New Roman" w:hAnsi="Times New Roman" w:cs="Times New Roman"/>
+          <w:noProof/>
           <w:sz w:val="24"/>
           <w:szCs w:val="24"/>
           <w:lang w:val="uk-UA"/>
@@ -42180,20 +42740,28 @@
         <w:rPr>
           <w:lang w:val="uk-UA"/>
         </w:rPr>
+        <w:t xml:space="preserve"> Результати виконання </w:t>
+      </w:r>
+      <w:proofErr w:type="spellStart"/>
+      <w:r>
+        <w:rPr>
+          <w:lang w:val="uk-UA"/>
+        </w:rPr>
+        <w:t>Class</w:t>
+      </w:r>
+      <w:proofErr w:type="spellEnd"/>
+      <w:r>
+        <w:rPr>
+          <w:lang w:val="uk-UA"/>
+        </w:rPr>
         <w:t xml:space="preserve"> </w:t>
       </w:r>
-      <w:r>
-        <w:rPr>
-          <w:lang w:val="uk-UA"/>
-        </w:rPr>
-        <w:t xml:space="preserve">Результати виконання </w:t>
-      </w:r>
-      <w:proofErr w:type="spellStart"/>
-      <w:r>
-        <w:rPr>
-          <w:lang w:val="uk-UA"/>
-        </w:rPr>
-        <w:t>Class</w:t>
+      <w:proofErr w:type="spellStart"/>
+      <w:r>
+        <w:rPr>
+          <w:lang w:val="uk-UA"/>
+        </w:rPr>
+        <w:t>Practice</w:t>
       </w:r>
       <w:proofErr w:type="spellEnd"/>
       <w:r>
@@ -42207,20 +42775,6 @@
         <w:rPr>
           <w:lang w:val="uk-UA"/>
         </w:rPr>
-        <w:t>Practice</w:t>
-      </w:r>
-      <w:proofErr w:type="spellEnd"/>
-      <w:r>
-        <w:rPr>
-          <w:lang w:val="uk-UA"/>
-        </w:rPr>
-        <w:t xml:space="preserve"> </w:t>
-      </w:r>
-      <w:proofErr w:type="spellStart"/>
-      <w:r>
-        <w:rPr>
-          <w:lang w:val="uk-UA"/>
-        </w:rPr>
         <w:t>Task</w:t>
       </w:r>
       <w:proofErr w:type="spellEnd"/>
@@ -42231,6 +42785,7 @@
       </w:pPr>
       <w:r>
         <w:rPr>
+          <w:noProof/>
           <w:lang w:val="uk-UA"/>
         </w:rPr>
         <w:drawing>
@@ -42303,20 +42858,28 @@
         <w:rPr>
           <w:lang w:val="uk-UA"/>
         </w:rPr>
+        <w:t xml:space="preserve"> Результати виконання </w:t>
+      </w:r>
+      <w:proofErr w:type="spellStart"/>
+      <w:r>
+        <w:rPr>
+          <w:lang w:val="uk-UA"/>
+        </w:rPr>
+        <w:t>Class</w:t>
+      </w:r>
+      <w:proofErr w:type="spellEnd"/>
+      <w:r>
+        <w:rPr>
+          <w:lang w:val="uk-UA"/>
+        </w:rPr>
         <w:t xml:space="preserve"> </w:t>
       </w:r>
-      <w:r>
-        <w:rPr>
-          <w:lang w:val="uk-UA"/>
-        </w:rPr>
-        <w:t xml:space="preserve">Результати виконання </w:t>
-      </w:r>
-      <w:proofErr w:type="spellStart"/>
-      <w:r>
-        <w:rPr>
-          <w:lang w:val="uk-UA"/>
-        </w:rPr>
-        <w:t>Class</w:t>
+      <w:proofErr w:type="spellStart"/>
+      <w:r>
+        <w:rPr>
+          <w:lang w:val="uk-UA"/>
+        </w:rPr>
+        <w:t>Practice</w:t>
       </w:r>
       <w:proofErr w:type="spellEnd"/>
       <w:r>
@@ -42330,20 +42893,6 @@
         <w:rPr>
           <w:lang w:val="uk-UA"/>
         </w:rPr>
-        <w:t>Practice</w:t>
-      </w:r>
-      <w:proofErr w:type="spellEnd"/>
-      <w:r>
-        <w:rPr>
-          <w:lang w:val="uk-UA"/>
-        </w:rPr>
-        <w:t xml:space="preserve"> </w:t>
-      </w:r>
-      <w:proofErr w:type="spellStart"/>
-      <w:r>
-        <w:rPr>
-          <w:lang w:val="uk-UA"/>
-        </w:rPr>
         <w:t>Task</w:t>
       </w:r>
       <w:proofErr w:type="spellEnd"/>
@@ -42354,6 +42903,7 @@
       </w:pPr>
       <w:r>
         <w:rPr>
+          <w:noProof/>
           <w:lang w:val="uk-UA"/>
         </w:rPr>
         <w:lastRenderedPageBreak/>
@@ -42427,20 +42977,28 @@
         <w:rPr>
           <w:lang w:val="uk-UA"/>
         </w:rPr>
+        <w:t xml:space="preserve"> Результати виконання </w:t>
+      </w:r>
+      <w:proofErr w:type="spellStart"/>
+      <w:r>
+        <w:rPr>
+          <w:lang w:val="uk-UA"/>
+        </w:rPr>
+        <w:t>Class</w:t>
+      </w:r>
+      <w:proofErr w:type="spellEnd"/>
+      <w:r>
+        <w:rPr>
+          <w:lang w:val="uk-UA"/>
+        </w:rPr>
         <w:t xml:space="preserve"> </w:t>
       </w:r>
-      <w:r>
-        <w:rPr>
-          <w:lang w:val="uk-UA"/>
-        </w:rPr>
-        <w:t xml:space="preserve">Результати виконання </w:t>
-      </w:r>
-      <w:proofErr w:type="spellStart"/>
-      <w:r>
-        <w:rPr>
-          <w:lang w:val="uk-UA"/>
-        </w:rPr>
-        <w:t>Class</w:t>
+      <w:proofErr w:type="spellStart"/>
+      <w:r>
+        <w:rPr>
+          <w:lang w:val="uk-UA"/>
+        </w:rPr>
+        <w:t>Practice</w:t>
       </w:r>
       <w:proofErr w:type="spellEnd"/>
       <w:r>
@@ -42454,20 +43012,6 @@
         <w:rPr>
           <w:lang w:val="uk-UA"/>
         </w:rPr>
-        <w:t>Practice</w:t>
-      </w:r>
-      <w:proofErr w:type="spellEnd"/>
-      <w:r>
-        <w:rPr>
-          <w:lang w:val="uk-UA"/>
-        </w:rPr>
-        <w:t xml:space="preserve"> </w:t>
-      </w:r>
-      <w:proofErr w:type="spellStart"/>
-      <w:r>
-        <w:rPr>
-          <w:lang w:val="uk-UA"/>
-        </w:rPr>
         <w:t>Task</w:t>
       </w:r>
       <w:proofErr w:type="spellEnd"/>
@@ -42507,16 +43051,7 @@
           <w:szCs w:val="24"/>
           <w:lang w:val="uk-UA"/>
         </w:rPr>
-        <w:t xml:space="preserve"> </w:t>
-      </w:r>
-      <w:r>
-        <w:rPr>
-          <w:rFonts w:ascii="Times New Roman" w:hAnsi="Times New Roman" w:cs="Times New Roman"/>
-          <w:sz w:val="24"/>
-          <w:szCs w:val="24"/>
-          <w:lang w:val="uk-UA"/>
-        </w:rPr>
-        <w:t>2 години</w:t>
+        <w:t xml:space="preserve"> 2 години</w:t>
       </w:r>
     </w:p>
     <w:p>
@@ -42650,6 +43185,7 @@
       <w:r>
         <w:rPr>
           <w:rFonts w:ascii="Times New Roman" w:hAnsi="Times New Roman" w:cs="Times New Roman"/>
+          <w:noProof/>
           <w:sz w:val="24"/>
           <w:szCs w:val="24"/>
           <w:lang w:val="uk-UA"/>
@@ -42953,6 +43489,7 @@
       <w:r>
         <w:rPr>
           <w:rFonts w:ascii="Times New Roman" w:hAnsi="Times New Roman" w:cs="Times New Roman"/>
+          <w:noProof/>
           <w:sz w:val="24"/>
           <w:szCs w:val="24"/>
           <w:lang w:val="uk-UA"/>
@@ -43027,13 +43564,7 @@
         <w:rPr>
           <w:lang w:val="uk-UA"/>
         </w:rPr>
-        <w:t xml:space="preserve"> </w:t>
-      </w:r>
-      <w:r>
-        <w:rPr>
-          <w:lang w:val="uk-UA"/>
-        </w:rPr>
-        <w:t xml:space="preserve">Результати виконання </w:t>
+        <w:t xml:space="preserve"> Результати виконання </w:t>
       </w:r>
       <w:proofErr w:type="spellStart"/>
       <w:r>
@@ -43255,6 +43786,7 @@
       <w:r>
         <w:rPr>
           <w:rFonts w:ascii="Times New Roman" w:hAnsi="Times New Roman" w:cs="Times New Roman"/>
+          <w:noProof/>
           <w:sz w:val="24"/>
           <w:szCs w:val="24"/>
           <w:lang w:val="uk-UA"/>
@@ -43329,13 +43861,7 @@
         <w:rPr>
           <w:lang w:val="uk-UA"/>
         </w:rPr>
-        <w:t xml:space="preserve"> </w:t>
-      </w:r>
-      <w:r>
-        <w:rPr>
-          <w:lang w:val="uk-UA"/>
-        </w:rPr>
-        <w:t xml:space="preserve">Результати виконання </w:t>
+        <w:t xml:space="preserve"> Результати виконання </w:t>
       </w:r>
       <w:proofErr w:type="spellStart"/>
       <w:r>
@@ -43533,6 +44059,7 @@
       <w:r>
         <w:rPr>
           <w:rFonts w:ascii="Times New Roman" w:hAnsi="Times New Roman" w:cs="Times New Roman"/>
+          <w:noProof/>
           <w:sz w:val="24"/>
           <w:szCs w:val="24"/>
           <w:lang w:val="uk-UA"/>
@@ -43693,155 +44220,24 @@
           <w:lang w:val="uk-UA"/>
         </w:rPr>
       </w:pPr>
-      <w:proofErr w:type="spellStart"/>
-      <w:r>
-        <w:rPr>
-          <w:rFonts w:ascii="Times New Roman" w:hAnsi="Times New Roman" w:cs="Times New Roman"/>
-          <w:sz w:val="24"/>
-          <w:szCs w:val="24"/>
-          <w:lang w:val="uk-UA"/>
-        </w:rPr>
-        <w:t>Під</w:t>
-      </w:r>
-      <w:proofErr w:type="spellEnd"/>
-      <w:r>
-        <w:rPr>
-          <w:rFonts w:ascii="Times New Roman" w:hAnsi="Times New Roman" w:cs="Times New Roman"/>
-          <w:sz w:val="24"/>
-          <w:szCs w:val="24"/>
-          <w:lang w:val="uk-UA"/>
-        </w:rPr>
-        <w:t xml:space="preserve"> </w:t>
-      </w:r>
-      <w:proofErr w:type="spellStart"/>
-      <w:r>
-        <w:rPr>
-          <w:rFonts w:ascii="Times New Roman" w:hAnsi="Times New Roman" w:cs="Times New Roman"/>
-          <w:sz w:val="24"/>
-          <w:szCs w:val="24"/>
-          <w:lang w:val="uk-UA"/>
-        </w:rPr>
-        <w:t>час</w:t>
-      </w:r>
-      <w:proofErr w:type="spellEnd"/>
-      <w:r>
-        <w:rPr>
-          <w:rFonts w:ascii="Times New Roman" w:hAnsi="Times New Roman" w:cs="Times New Roman"/>
-          <w:sz w:val="24"/>
-          <w:szCs w:val="24"/>
-          <w:lang w:val="uk-UA"/>
-        </w:rPr>
-        <w:t xml:space="preserve"> </w:t>
-      </w:r>
-      <w:proofErr w:type="spellStart"/>
-      <w:r>
-        <w:rPr>
-          <w:rFonts w:ascii="Times New Roman" w:hAnsi="Times New Roman" w:cs="Times New Roman"/>
-          <w:sz w:val="24"/>
-          <w:szCs w:val="24"/>
-          <w:lang w:val="uk-UA"/>
-        </w:rPr>
-        <w:t>виконання</w:t>
-      </w:r>
-      <w:proofErr w:type="spellEnd"/>
-      <w:r>
-        <w:rPr>
-          <w:rFonts w:ascii="Times New Roman" w:hAnsi="Times New Roman" w:cs="Times New Roman"/>
-          <w:sz w:val="24"/>
-          <w:szCs w:val="24"/>
-          <w:lang w:val="uk-UA"/>
-        </w:rPr>
-        <w:t xml:space="preserve"> </w:t>
-      </w:r>
-      <w:proofErr w:type="spellStart"/>
-      <w:r>
-        <w:rPr>
-          <w:rFonts w:ascii="Times New Roman" w:hAnsi="Times New Roman" w:cs="Times New Roman"/>
-          <w:sz w:val="24"/>
-          <w:szCs w:val="24"/>
-          <w:lang w:val="uk-UA"/>
-        </w:rPr>
-        <w:t>третього</w:t>
-      </w:r>
-      <w:proofErr w:type="spellEnd"/>
-      <w:r>
-        <w:rPr>
-          <w:rFonts w:ascii="Times New Roman" w:hAnsi="Times New Roman" w:cs="Times New Roman"/>
-          <w:sz w:val="24"/>
-          <w:szCs w:val="24"/>
-          <w:lang w:val="uk-UA"/>
-        </w:rPr>
-        <w:t xml:space="preserve"> </w:t>
-      </w:r>
-      <w:proofErr w:type="spellStart"/>
-      <w:r>
-        <w:rPr>
-          <w:rFonts w:ascii="Times New Roman" w:hAnsi="Times New Roman" w:cs="Times New Roman"/>
-          <w:sz w:val="24"/>
-          <w:szCs w:val="24"/>
-          <w:lang w:val="uk-UA"/>
-        </w:rPr>
-        <w:t>епіку</w:t>
-      </w:r>
-      <w:proofErr w:type="spellEnd"/>
-      <w:r>
-        <w:rPr>
-          <w:rFonts w:ascii="Times New Roman" w:hAnsi="Times New Roman" w:cs="Times New Roman"/>
-          <w:sz w:val="24"/>
-          <w:szCs w:val="24"/>
-          <w:lang w:val="uk-UA"/>
-        </w:rPr>
-        <w:t xml:space="preserve"> я </w:t>
-      </w:r>
-      <w:proofErr w:type="spellStart"/>
-      <w:r>
-        <w:rPr>
-          <w:rFonts w:ascii="Times New Roman" w:hAnsi="Times New Roman" w:cs="Times New Roman"/>
-          <w:sz w:val="24"/>
-          <w:szCs w:val="24"/>
-          <w:lang w:val="uk-UA"/>
-        </w:rPr>
-        <w:t>навчився</w:t>
-      </w:r>
-      <w:proofErr w:type="spellEnd"/>
-      <w:r>
-        <w:rPr>
-          <w:rFonts w:ascii="Times New Roman" w:hAnsi="Times New Roman" w:cs="Times New Roman"/>
-          <w:sz w:val="24"/>
-          <w:szCs w:val="24"/>
-          <w:lang w:val="uk-UA"/>
-        </w:rPr>
-        <w:t xml:space="preserve"> </w:t>
-      </w:r>
-      <w:proofErr w:type="spellStart"/>
-      <w:r>
-        <w:rPr>
-          <w:rFonts w:ascii="Times New Roman" w:hAnsi="Times New Roman" w:cs="Times New Roman"/>
-          <w:sz w:val="24"/>
-          <w:szCs w:val="24"/>
-          <w:lang w:val="uk-UA"/>
-        </w:rPr>
-        <w:t>писати</w:t>
-      </w:r>
-      <w:proofErr w:type="spellEnd"/>
-      <w:r>
-        <w:rPr>
-          <w:rFonts w:ascii="Times New Roman" w:hAnsi="Times New Roman" w:cs="Times New Roman"/>
-          <w:sz w:val="24"/>
-          <w:szCs w:val="24"/>
-          <w:lang w:val="uk-UA"/>
-        </w:rPr>
-        <w:t xml:space="preserve"> </w:t>
-      </w:r>
-      <w:proofErr w:type="spellStart"/>
-      <w:r>
-        <w:rPr>
-          <w:rFonts w:ascii="Times New Roman" w:hAnsi="Times New Roman" w:cs="Times New Roman"/>
-          <w:sz w:val="24"/>
-          <w:szCs w:val="24"/>
-          <w:lang w:val="uk-UA"/>
-        </w:rPr>
-        <w:t>програми</w:t>
+      <w:r>
+        <w:rPr>
+          <w:rFonts w:ascii="Times New Roman" w:hAnsi="Times New Roman" w:cs="Times New Roman"/>
+          <w:sz w:val="24"/>
+          <w:szCs w:val="24"/>
+          <w:lang w:val="uk-UA"/>
+        </w:rPr>
+        <w:t xml:space="preserve">Під час виконання третього епіку я навчився писати програми, які обробляють багато даних, а не одне значення. Я розібрався, коли зручніше використовувати цикл </w:t>
+      </w:r>
+      <w:proofErr w:type="spellStart"/>
+      <w:r>
+        <w:rPr>
+          <w:rFonts w:ascii="Times New Roman" w:hAnsi="Times New Roman" w:cs="Times New Roman"/>
+          <w:sz w:val="24"/>
+          <w:szCs w:val="24"/>
+          <w:lang w:val="uk-UA"/>
+        </w:rPr>
+        <w:t>for</w:t>
       </w:r>
       <w:proofErr w:type="spellEnd"/>
       <w:r>
@@ -43861,807 +44257,27 @@
           <w:szCs w:val="24"/>
           <w:lang w:val="uk-UA"/>
         </w:rPr>
-        <w:t>які</w:t>
-      </w:r>
-      <w:proofErr w:type="spellEnd"/>
-      <w:r>
-        <w:rPr>
-          <w:rFonts w:ascii="Times New Roman" w:hAnsi="Times New Roman" w:cs="Times New Roman"/>
-          <w:sz w:val="24"/>
-          <w:szCs w:val="24"/>
-          <w:lang w:val="uk-UA"/>
-        </w:rPr>
-        <w:t xml:space="preserve"> </w:t>
-      </w:r>
-      <w:proofErr w:type="spellStart"/>
-      <w:r>
-        <w:rPr>
-          <w:rFonts w:ascii="Times New Roman" w:hAnsi="Times New Roman" w:cs="Times New Roman"/>
-          <w:sz w:val="24"/>
-          <w:szCs w:val="24"/>
-          <w:lang w:val="uk-UA"/>
-        </w:rPr>
-        <w:t>обробляють</w:t>
-      </w:r>
-      <w:proofErr w:type="spellEnd"/>
-      <w:r>
-        <w:rPr>
-          <w:rFonts w:ascii="Times New Roman" w:hAnsi="Times New Roman" w:cs="Times New Roman"/>
-          <w:sz w:val="24"/>
-          <w:szCs w:val="24"/>
-          <w:lang w:val="uk-UA"/>
-        </w:rPr>
-        <w:t xml:space="preserve"> </w:t>
-      </w:r>
-      <w:proofErr w:type="spellStart"/>
-      <w:r>
-        <w:rPr>
-          <w:rFonts w:ascii="Times New Roman" w:hAnsi="Times New Roman" w:cs="Times New Roman"/>
-          <w:sz w:val="24"/>
-          <w:szCs w:val="24"/>
-          <w:lang w:val="uk-UA"/>
-        </w:rPr>
-        <w:t>багато</w:t>
-      </w:r>
-      <w:proofErr w:type="spellEnd"/>
-      <w:r>
-        <w:rPr>
-          <w:rFonts w:ascii="Times New Roman" w:hAnsi="Times New Roman" w:cs="Times New Roman"/>
-          <w:sz w:val="24"/>
-          <w:szCs w:val="24"/>
-          <w:lang w:val="uk-UA"/>
-        </w:rPr>
-        <w:t xml:space="preserve"> </w:t>
-      </w:r>
-      <w:proofErr w:type="spellStart"/>
-      <w:r>
-        <w:rPr>
-          <w:rFonts w:ascii="Times New Roman" w:hAnsi="Times New Roman" w:cs="Times New Roman"/>
-          <w:sz w:val="24"/>
-          <w:szCs w:val="24"/>
-          <w:lang w:val="uk-UA"/>
-        </w:rPr>
-        <w:t>даних</w:t>
-      </w:r>
-      <w:proofErr w:type="spellEnd"/>
-      <w:r>
-        <w:rPr>
-          <w:rFonts w:ascii="Times New Roman" w:hAnsi="Times New Roman" w:cs="Times New Roman"/>
-          <w:sz w:val="24"/>
-          <w:szCs w:val="24"/>
-          <w:lang w:val="uk-UA"/>
-        </w:rPr>
-        <w:t xml:space="preserve">, а </w:t>
-      </w:r>
-      <w:proofErr w:type="spellStart"/>
-      <w:r>
-        <w:rPr>
-          <w:rFonts w:ascii="Times New Roman" w:hAnsi="Times New Roman" w:cs="Times New Roman"/>
-          <w:sz w:val="24"/>
-          <w:szCs w:val="24"/>
-          <w:lang w:val="uk-UA"/>
-        </w:rPr>
-        <w:t>не</w:t>
-      </w:r>
-      <w:proofErr w:type="spellEnd"/>
-      <w:r>
-        <w:rPr>
-          <w:rFonts w:ascii="Times New Roman" w:hAnsi="Times New Roman" w:cs="Times New Roman"/>
-          <w:sz w:val="24"/>
-          <w:szCs w:val="24"/>
-          <w:lang w:val="uk-UA"/>
-        </w:rPr>
-        <w:t xml:space="preserve"> </w:t>
-      </w:r>
-      <w:proofErr w:type="spellStart"/>
-      <w:r>
-        <w:rPr>
-          <w:rFonts w:ascii="Times New Roman" w:hAnsi="Times New Roman" w:cs="Times New Roman"/>
-          <w:sz w:val="24"/>
-          <w:szCs w:val="24"/>
-          <w:lang w:val="uk-UA"/>
-        </w:rPr>
-        <w:t>одне</w:t>
-      </w:r>
-      <w:proofErr w:type="spellEnd"/>
-      <w:r>
-        <w:rPr>
-          <w:rFonts w:ascii="Times New Roman" w:hAnsi="Times New Roman" w:cs="Times New Roman"/>
-          <w:sz w:val="24"/>
-          <w:szCs w:val="24"/>
-          <w:lang w:val="uk-UA"/>
-        </w:rPr>
-        <w:t xml:space="preserve"> </w:t>
-      </w:r>
-      <w:proofErr w:type="spellStart"/>
-      <w:r>
-        <w:rPr>
-          <w:rFonts w:ascii="Times New Roman" w:hAnsi="Times New Roman" w:cs="Times New Roman"/>
-          <w:sz w:val="24"/>
-          <w:szCs w:val="24"/>
-          <w:lang w:val="uk-UA"/>
-        </w:rPr>
-        <w:t>значення</w:t>
-      </w:r>
-      <w:proofErr w:type="spellEnd"/>
-      <w:r>
-        <w:rPr>
-          <w:rFonts w:ascii="Times New Roman" w:hAnsi="Times New Roman" w:cs="Times New Roman"/>
-          <w:sz w:val="24"/>
-          <w:szCs w:val="24"/>
-          <w:lang w:val="uk-UA"/>
-        </w:rPr>
-        <w:t xml:space="preserve">. Я </w:t>
-      </w:r>
-      <w:proofErr w:type="spellStart"/>
-      <w:r>
-        <w:rPr>
-          <w:rFonts w:ascii="Times New Roman" w:hAnsi="Times New Roman" w:cs="Times New Roman"/>
-          <w:sz w:val="24"/>
-          <w:szCs w:val="24"/>
-          <w:lang w:val="uk-UA"/>
-        </w:rPr>
-        <w:t>розібрався</w:t>
-      </w:r>
-      <w:proofErr w:type="spellEnd"/>
-      <w:r>
-        <w:rPr>
-          <w:rFonts w:ascii="Times New Roman" w:hAnsi="Times New Roman" w:cs="Times New Roman"/>
-          <w:sz w:val="24"/>
-          <w:szCs w:val="24"/>
-          <w:lang w:val="uk-UA"/>
-        </w:rPr>
-        <w:t xml:space="preserve">, </w:t>
-      </w:r>
-      <w:proofErr w:type="spellStart"/>
-      <w:r>
-        <w:rPr>
-          <w:rFonts w:ascii="Times New Roman" w:hAnsi="Times New Roman" w:cs="Times New Roman"/>
-          <w:sz w:val="24"/>
-          <w:szCs w:val="24"/>
-          <w:lang w:val="uk-UA"/>
-        </w:rPr>
-        <w:t>коли</w:t>
-      </w:r>
-      <w:proofErr w:type="spellEnd"/>
-      <w:r>
-        <w:rPr>
-          <w:rFonts w:ascii="Times New Roman" w:hAnsi="Times New Roman" w:cs="Times New Roman"/>
-          <w:sz w:val="24"/>
-          <w:szCs w:val="24"/>
-          <w:lang w:val="uk-UA"/>
-        </w:rPr>
-        <w:t xml:space="preserve"> </w:t>
-      </w:r>
-      <w:proofErr w:type="spellStart"/>
-      <w:r>
-        <w:rPr>
-          <w:rFonts w:ascii="Times New Roman" w:hAnsi="Times New Roman" w:cs="Times New Roman"/>
-          <w:sz w:val="24"/>
-          <w:szCs w:val="24"/>
-          <w:lang w:val="uk-UA"/>
-        </w:rPr>
-        <w:t>зручніше</w:t>
-      </w:r>
-      <w:proofErr w:type="spellEnd"/>
-      <w:r>
-        <w:rPr>
-          <w:rFonts w:ascii="Times New Roman" w:hAnsi="Times New Roman" w:cs="Times New Roman"/>
-          <w:sz w:val="24"/>
-          <w:szCs w:val="24"/>
-          <w:lang w:val="uk-UA"/>
-        </w:rPr>
-        <w:t xml:space="preserve"> </w:t>
-      </w:r>
-      <w:proofErr w:type="spellStart"/>
-      <w:r>
-        <w:rPr>
-          <w:rFonts w:ascii="Times New Roman" w:hAnsi="Times New Roman" w:cs="Times New Roman"/>
-          <w:sz w:val="24"/>
-          <w:szCs w:val="24"/>
-          <w:lang w:val="uk-UA"/>
-        </w:rPr>
-        <w:t>використовувати</w:t>
-      </w:r>
-      <w:proofErr w:type="spellEnd"/>
-      <w:r>
-        <w:rPr>
-          <w:rFonts w:ascii="Times New Roman" w:hAnsi="Times New Roman" w:cs="Times New Roman"/>
-          <w:sz w:val="24"/>
-          <w:szCs w:val="24"/>
-          <w:lang w:val="uk-UA"/>
-        </w:rPr>
-        <w:t xml:space="preserve"> </w:t>
-      </w:r>
-      <w:proofErr w:type="spellStart"/>
-      <w:r>
-        <w:rPr>
-          <w:rFonts w:ascii="Times New Roman" w:hAnsi="Times New Roman" w:cs="Times New Roman"/>
-          <w:sz w:val="24"/>
-          <w:szCs w:val="24"/>
-          <w:lang w:val="uk-UA"/>
-        </w:rPr>
-        <w:t>цикл</w:t>
-      </w:r>
-      <w:proofErr w:type="spellEnd"/>
-      <w:r>
-        <w:rPr>
-          <w:rFonts w:ascii="Times New Roman" w:hAnsi="Times New Roman" w:cs="Times New Roman"/>
-          <w:sz w:val="24"/>
-          <w:szCs w:val="24"/>
-          <w:lang w:val="uk-UA"/>
-        </w:rPr>
-        <w:t xml:space="preserve"> for, while </w:t>
-      </w:r>
-      <w:proofErr w:type="spellStart"/>
-      <w:r>
-        <w:rPr>
-          <w:rFonts w:ascii="Times New Roman" w:hAnsi="Times New Roman" w:cs="Times New Roman"/>
-          <w:sz w:val="24"/>
-          <w:szCs w:val="24"/>
-          <w:lang w:val="uk-UA"/>
-        </w:rPr>
-        <w:t>чи</w:t>
-      </w:r>
-      <w:proofErr w:type="spellEnd"/>
-      <w:r>
-        <w:rPr>
-          <w:rFonts w:ascii="Times New Roman" w:hAnsi="Times New Roman" w:cs="Times New Roman"/>
-          <w:sz w:val="24"/>
-          <w:szCs w:val="24"/>
-          <w:lang w:val="uk-UA"/>
-        </w:rPr>
-        <w:t xml:space="preserve"> do while. </w:t>
-      </w:r>
-      <w:proofErr w:type="spellStart"/>
-      <w:r>
-        <w:rPr>
-          <w:rFonts w:ascii="Times New Roman" w:hAnsi="Times New Roman" w:cs="Times New Roman"/>
-          <w:sz w:val="24"/>
-          <w:szCs w:val="24"/>
-          <w:lang w:val="uk-UA"/>
-        </w:rPr>
-        <w:t>Також</w:t>
-      </w:r>
-      <w:proofErr w:type="spellEnd"/>
-      <w:r>
-        <w:rPr>
-          <w:rFonts w:ascii="Times New Roman" w:hAnsi="Times New Roman" w:cs="Times New Roman"/>
-          <w:sz w:val="24"/>
-          <w:szCs w:val="24"/>
-          <w:lang w:val="uk-UA"/>
-        </w:rPr>
-        <w:t xml:space="preserve"> </w:t>
-      </w:r>
-      <w:proofErr w:type="spellStart"/>
-      <w:r>
-        <w:rPr>
-          <w:rFonts w:ascii="Times New Roman" w:hAnsi="Times New Roman" w:cs="Times New Roman"/>
-          <w:sz w:val="24"/>
-          <w:szCs w:val="24"/>
-          <w:lang w:val="uk-UA"/>
-        </w:rPr>
-        <w:t>навчився</w:t>
-      </w:r>
-      <w:proofErr w:type="spellEnd"/>
-      <w:r>
-        <w:rPr>
-          <w:rFonts w:ascii="Times New Roman" w:hAnsi="Times New Roman" w:cs="Times New Roman"/>
-          <w:sz w:val="24"/>
-          <w:szCs w:val="24"/>
-          <w:lang w:val="uk-UA"/>
-        </w:rPr>
-        <w:t xml:space="preserve"> </w:t>
-      </w:r>
-      <w:proofErr w:type="spellStart"/>
-      <w:r>
-        <w:rPr>
-          <w:rFonts w:ascii="Times New Roman" w:hAnsi="Times New Roman" w:cs="Times New Roman"/>
-          <w:sz w:val="24"/>
-          <w:szCs w:val="24"/>
-          <w:lang w:val="uk-UA"/>
-        </w:rPr>
-        <w:t>керувати</w:t>
-      </w:r>
-      <w:proofErr w:type="spellEnd"/>
-      <w:r>
-        <w:rPr>
-          <w:rFonts w:ascii="Times New Roman" w:hAnsi="Times New Roman" w:cs="Times New Roman"/>
-          <w:sz w:val="24"/>
-          <w:szCs w:val="24"/>
-          <w:lang w:val="uk-UA"/>
-        </w:rPr>
-        <w:t xml:space="preserve"> </w:t>
-      </w:r>
-      <w:proofErr w:type="spellStart"/>
-      <w:r>
-        <w:rPr>
-          <w:rFonts w:ascii="Times New Roman" w:hAnsi="Times New Roman" w:cs="Times New Roman"/>
-          <w:sz w:val="24"/>
-          <w:szCs w:val="24"/>
-          <w:lang w:val="uk-UA"/>
-        </w:rPr>
-        <w:t>циклом</w:t>
-      </w:r>
-      <w:proofErr w:type="spellEnd"/>
-      <w:r>
-        <w:rPr>
-          <w:rFonts w:ascii="Times New Roman" w:hAnsi="Times New Roman" w:cs="Times New Roman"/>
-          <w:sz w:val="24"/>
-          <w:szCs w:val="24"/>
-          <w:lang w:val="uk-UA"/>
-        </w:rPr>
-        <w:t xml:space="preserve"> </w:t>
-      </w:r>
-      <w:proofErr w:type="spellStart"/>
-      <w:r>
-        <w:rPr>
-          <w:rFonts w:ascii="Times New Roman" w:hAnsi="Times New Roman" w:cs="Times New Roman"/>
-          <w:sz w:val="24"/>
-          <w:szCs w:val="24"/>
-          <w:lang w:val="uk-UA"/>
-        </w:rPr>
-        <w:t>через</w:t>
-      </w:r>
-      <w:proofErr w:type="spellEnd"/>
-      <w:r>
-        <w:rPr>
-          <w:rFonts w:ascii="Times New Roman" w:hAnsi="Times New Roman" w:cs="Times New Roman"/>
-          <w:sz w:val="24"/>
-          <w:szCs w:val="24"/>
-          <w:lang w:val="uk-UA"/>
-        </w:rPr>
-        <w:t xml:space="preserve"> break і continue </w:t>
-      </w:r>
-      <w:proofErr w:type="spellStart"/>
-      <w:r>
-        <w:rPr>
-          <w:rFonts w:ascii="Times New Roman" w:hAnsi="Times New Roman" w:cs="Times New Roman"/>
-          <w:sz w:val="24"/>
-          <w:szCs w:val="24"/>
-          <w:lang w:val="uk-UA"/>
-        </w:rPr>
-        <w:t>та</w:t>
-      </w:r>
-      <w:proofErr w:type="spellEnd"/>
-      <w:r>
-        <w:rPr>
-          <w:rFonts w:ascii="Times New Roman" w:hAnsi="Times New Roman" w:cs="Times New Roman"/>
-          <w:sz w:val="24"/>
-          <w:szCs w:val="24"/>
-          <w:lang w:val="uk-UA"/>
-        </w:rPr>
-        <w:t xml:space="preserve"> </w:t>
-      </w:r>
-      <w:proofErr w:type="spellStart"/>
-      <w:r>
-        <w:rPr>
-          <w:rFonts w:ascii="Times New Roman" w:hAnsi="Times New Roman" w:cs="Times New Roman"/>
-          <w:sz w:val="24"/>
-          <w:szCs w:val="24"/>
-          <w:lang w:val="uk-UA"/>
-        </w:rPr>
-        <w:t>застосовувати</w:t>
-      </w:r>
-      <w:proofErr w:type="spellEnd"/>
-      <w:r>
-        <w:rPr>
-          <w:rFonts w:ascii="Times New Roman" w:hAnsi="Times New Roman" w:cs="Times New Roman"/>
-          <w:sz w:val="24"/>
-          <w:szCs w:val="24"/>
-          <w:lang w:val="uk-UA"/>
-        </w:rPr>
-        <w:t xml:space="preserve"> </w:t>
-      </w:r>
-      <w:proofErr w:type="spellStart"/>
-      <w:r>
-        <w:rPr>
-          <w:rFonts w:ascii="Times New Roman" w:hAnsi="Times New Roman" w:cs="Times New Roman"/>
-          <w:sz w:val="24"/>
-          <w:szCs w:val="24"/>
-          <w:lang w:val="uk-UA"/>
-        </w:rPr>
-        <w:t>вкладені</w:t>
-      </w:r>
-      <w:proofErr w:type="spellEnd"/>
-      <w:r>
-        <w:rPr>
-          <w:rFonts w:ascii="Times New Roman" w:hAnsi="Times New Roman" w:cs="Times New Roman"/>
-          <w:sz w:val="24"/>
-          <w:szCs w:val="24"/>
-          <w:lang w:val="uk-UA"/>
-        </w:rPr>
-        <w:t xml:space="preserve"> </w:t>
-      </w:r>
-      <w:proofErr w:type="spellStart"/>
-      <w:r>
-        <w:rPr>
-          <w:rFonts w:ascii="Times New Roman" w:hAnsi="Times New Roman" w:cs="Times New Roman"/>
-          <w:sz w:val="24"/>
-          <w:szCs w:val="24"/>
-          <w:lang w:val="uk-UA"/>
-        </w:rPr>
-        <w:t>цикли</w:t>
-      </w:r>
-      <w:proofErr w:type="spellEnd"/>
-      <w:r>
-        <w:rPr>
-          <w:rFonts w:ascii="Times New Roman" w:hAnsi="Times New Roman" w:cs="Times New Roman"/>
-          <w:sz w:val="24"/>
-          <w:szCs w:val="24"/>
-          <w:lang w:val="uk-UA"/>
-        </w:rPr>
-        <w:t xml:space="preserve">, </w:t>
-      </w:r>
-      <w:proofErr w:type="spellStart"/>
-      <w:r>
-        <w:rPr>
-          <w:rFonts w:ascii="Times New Roman" w:hAnsi="Times New Roman" w:cs="Times New Roman"/>
-          <w:sz w:val="24"/>
-          <w:szCs w:val="24"/>
-          <w:lang w:val="uk-UA"/>
-        </w:rPr>
-        <w:t>наприклад</w:t>
-      </w:r>
-      <w:proofErr w:type="spellEnd"/>
-      <w:r>
-        <w:rPr>
-          <w:rFonts w:ascii="Times New Roman" w:hAnsi="Times New Roman" w:cs="Times New Roman"/>
-          <w:sz w:val="24"/>
-          <w:szCs w:val="24"/>
-          <w:lang w:val="uk-UA"/>
-        </w:rPr>
-        <w:t xml:space="preserve">, </w:t>
-      </w:r>
-      <w:proofErr w:type="spellStart"/>
-      <w:r>
-        <w:rPr>
-          <w:rFonts w:ascii="Times New Roman" w:hAnsi="Times New Roman" w:cs="Times New Roman"/>
-          <w:sz w:val="24"/>
-          <w:szCs w:val="24"/>
-          <w:lang w:val="uk-UA"/>
-        </w:rPr>
-        <w:t>щоб</w:t>
-      </w:r>
-      <w:proofErr w:type="spellEnd"/>
-      <w:r>
-        <w:rPr>
-          <w:rFonts w:ascii="Times New Roman" w:hAnsi="Times New Roman" w:cs="Times New Roman"/>
-          <w:sz w:val="24"/>
-          <w:szCs w:val="24"/>
-          <w:lang w:val="uk-UA"/>
-        </w:rPr>
-        <w:t xml:space="preserve"> </w:t>
-      </w:r>
-      <w:proofErr w:type="spellStart"/>
-      <w:r>
-        <w:rPr>
-          <w:rFonts w:ascii="Times New Roman" w:hAnsi="Times New Roman" w:cs="Times New Roman"/>
-          <w:sz w:val="24"/>
-          <w:szCs w:val="24"/>
-          <w:lang w:val="uk-UA"/>
-        </w:rPr>
-        <w:t>порахувати</w:t>
-      </w:r>
-      <w:proofErr w:type="spellEnd"/>
-      <w:r>
-        <w:rPr>
-          <w:rFonts w:ascii="Times New Roman" w:hAnsi="Times New Roman" w:cs="Times New Roman"/>
-          <w:sz w:val="24"/>
-          <w:szCs w:val="24"/>
-          <w:lang w:val="uk-UA"/>
-        </w:rPr>
-        <w:t xml:space="preserve"> </w:t>
-      </w:r>
-      <w:proofErr w:type="spellStart"/>
-      <w:r>
-        <w:rPr>
-          <w:rFonts w:ascii="Times New Roman" w:hAnsi="Times New Roman" w:cs="Times New Roman"/>
-          <w:sz w:val="24"/>
-          <w:szCs w:val="24"/>
-          <w:lang w:val="uk-UA"/>
-        </w:rPr>
-        <w:t>суму</w:t>
-      </w:r>
-      <w:proofErr w:type="spellEnd"/>
-      <w:r>
-        <w:rPr>
-          <w:rFonts w:ascii="Times New Roman" w:hAnsi="Times New Roman" w:cs="Times New Roman"/>
-          <w:sz w:val="24"/>
-          <w:szCs w:val="24"/>
-          <w:lang w:val="uk-UA"/>
-        </w:rPr>
-        <w:t xml:space="preserve"> </w:t>
-      </w:r>
-      <w:proofErr w:type="spellStart"/>
-      <w:r>
-        <w:rPr>
-          <w:rFonts w:ascii="Times New Roman" w:hAnsi="Times New Roman" w:cs="Times New Roman"/>
-          <w:sz w:val="24"/>
-          <w:szCs w:val="24"/>
-          <w:lang w:val="uk-UA"/>
-        </w:rPr>
-        <w:t>ряду</w:t>
-      </w:r>
-      <w:proofErr w:type="spellEnd"/>
-      <w:r>
-        <w:rPr>
-          <w:rFonts w:ascii="Times New Roman" w:hAnsi="Times New Roman" w:cs="Times New Roman"/>
-          <w:sz w:val="24"/>
-          <w:szCs w:val="24"/>
-          <w:lang w:val="uk-UA"/>
-        </w:rPr>
-        <w:t xml:space="preserve"> </w:t>
-      </w:r>
-      <w:proofErr w:type="spellStart"/>
-      <w:r>
-        <w:rPr>
-          <w:rFonts w:ascii="Times New Roman" w:hAnsi="Times New Roman" w:cs="Times New Roman"/>
-          <w:sz w:val="24"/>
-          <w:szCs w:val="24"/>
-          <w:lang w:val="uk-UA"/>
-        </w:rPr>
-        <w:t>для</w:t>
-      </w:r>
-      <w:proofErr w:type="spellEnd"/>
-      <w:r>
-        <w:rPr>
-          <w:rFonts w:ascii="Times New Roman" w:hAnsi="Times New Roman" w:cs="Times New Roman"/>
-          <w:sz w:val="24"/>
-          <w:szCs w:val="24"/>
-          <w:lang w:val="uk-UA"/>
-        </w:rPr>
-        <w:t xml:space="preserve"> </w:t>
-      </w:r>
-      <w:proofErr w:type="spellStart"/>
-      <w:r>
-        <w:rPr>
-          <w:rFonts w:ascii="Times New Roman" w:hAnsi="Times New Roman" w:cs="Times New Roman"/>
-          <w:sz w:val="24"/>
-          <w:szCs w:val="24"/>
-          <w:lang w:val="uk-UA"/>
-        </w:rPr>
-        <w:t>різних</w:t>
-      </w:r>
-      <w:proofErr w:type="spellEnd"/>
-      <w:r>
-        <w:rPr>
-          <w:rFonts w:ascii="Times New Roman" w:hAnsi="Times New Roman" w:cs="Times New Roman"/>
-          <w:sz w:val="24"/>
-          <w:szCs w:val="24"/>
-          <w:lang w:val="uk-UA"/>
-        </w:rPr>
-        <w:t xml:space="preserve"> </w:t>
-      </w:r>
-      <w:proofErr w:type="spellStart"/>
-      <w:r>
-        <w:rPr>
-          <w:rFonts w:ascii="Times New Roman" w:hAnsi="Times New Roman" w:cs="Times New Roman"/>
-          <w:sz w:val="24"/>
-          <w:szCs w:val="24"/>
-          <w:lang w:val="uk-UA"/>
-        </w:rPr>
-        <w:t>значень</w:t>
-      </w:r>
-      <w:proofErr w:type="spellEnd"/>
-      <w:r>
-        <w:rPr>
-          <w:rFonts w:ascii="Times New Roman" w:hAnsi="Times New Roman" w:cs="Times New Roman"/>
-          <w:sz w:val="24"/>
-          <w:szCs w:val="24"/>
-          <w:lang w:val="uk-UA"/>
-        </w:rPr>
-        <w:t xml:space="preserve"> x. У </w:t>
-      </w:r>
-      <w:proofErr w:type="spellStart"/>
-      <w:r>
-        <w:rPr>
-          <w:rFonts w:ascii="Times New Roman" w:hAnsi="Times New Roman" w:cs="Times New Roman"/>
-          <w:sz w:val="24"/>
-          <w:szCs w:val="24"/>
-          <w:lang w:val="uk-UA"/>
-        </w:rPr>
-        <w:t>лабораторних</w:t>
-      </w:r>
-      <w:proofErr w:type="spellEnd"/>
-      <w:r>
-        <w:rPr>
-          <w:rFonts w:ascii="Times New Roman" w:hAnsi="Times New Roman" w:cs="Times New Roman"/>
-          <w:sz w:val="24"/>
-          <w:szCs w:val="24"/>
-          <w:lang w:val="uk-UA"/>
-        </w:rPr>
-        <w:t xml:space="preserve"> </w:t>
-      </w:r>
-      <w:proofErr w:type="spellStart"/>
-      <w:r>
-        <w:rPr>
-          <w:rFonts w:ascii="Times New Roman" w:hAnsi="Times New Roman" w:cs="Times New Roman"/>
-          <w:sz w:val="24"/>
-          <w:szCs w:val="24"/>
-          <w:lang w:val="uk-UA"/>
-        </w:rPr>
-        <w:t>роботах</w:t>
-      </w:r>
-      <w:proofErr w:type="spellEnd"/>
-      <w:r>
-        <w:rPr>
-          <w:rFonts w:ascii="Times New Roman" w:hAnsi="Times New Roman" w:cs="Times New Roman"/>
-          <w:sz w:val="24"/>
-          <w:szCs w:val="24"/>
-          <w:lang w:val="uk-UA"/>
-        </w:rPr>
-        <w:t xml:space="preserve"> я </w:t>
-      </w:r>
-      <w:proofErr w:type="spellStart"/>
-      <w:r>
-        <w:rPr>
-          <w:rFonts w:ascii="Times New Roman" w:hAnsi="Times New Roman" w:cs="Times New Roman"/>
-          <w:sz w:val="24"/>
-          <w:szCs w:val="24"/>
-          <w:lang w:val="uk-UA"/>
-        </w:rPr>
-        <w:t>обчислював</w:t>
-      </w:r>
-      <w:proofErr w:type="spellEnd"/>
-      <w:r>
-        <w:rPr>
-          <w:rFonts w:ascii="Times New Roman" w:hAnsi="Times New Roman" w:cs="Times New Roman"/>
-          <w:sz w:val="24"/>
-          <w:szCs w:val="24"/>
-          <w:lang w:val="uk-UA"/>
-        </w:rPr>
-        <w:t xml:space="preserve"> </w:t>
-      </w:r>
-      <w:proofErr w:type="spellStart"/>
-      <w:r>
-        <w:rPr>
-          <w:rFonts w:ascii="Times New Roman" w:hAnsi="Times New Roman" w:cs="Times New Roman"/>
-          <w:sz w:val="24"/>
-          <w:szCs w:val="24"/>
-          <w:lang w:val="uk-UA"/>
-        </w:rPr>
-        <w:t>суми</w:t>
-      </w:r>
-      <w:proofErr w:type="spellEnd"/>
-      <w:r>
-        <w:rPr>
-          <w:rFonts w:ascii="Times New Roman" w:hAnsi="Times New Roman" w:cs="Times New Roman"/>
-          <w:sz w:val="24"/>
-          <w:szCs w:val="24"/>
-          <w:lang w:val="uk-UA"/>
-        </w:rPr>
-        <w:t xml:space="preserve"> </w:t>
-      </w:r>
-      <w:proofErr w:type="spellStart"/>
-      <w:r>
-        <w:rPr>
-          <w:rFonts w:ascii="Times New Roman" w:hAnsi="Times New Roman" w:cs="Times New Roman"/>
-          <w:sz w:val="24"/>
-          <w:szCs w:val="24"/>
-          <w:lang w:val="uk-UA"/>
-        </w:rPr>
-        <w:t>рядів</w:t>
-      </w:r>
-      <w:proofErr w:type="spellEnd"/>
-      <w:r>
-        <w:rPr>
-          <w:rFonts w:ascii="Times New Roman" w:hAnsi="Times New Roman" w:cs="Times New Roman"/>
-          <w:sz w:val="24"/>
-          <w:szCs w:val="24"/>
-          <w:lang w:val="uk-UA"/>
-        </w:rPr>
-        <w:t xml:space="preserve"> </w:t>
-      </w:r>
-      <w:proofErr w:type="spellStart"/>
-      <w:r>
-        <w:rPr>
-          <w:rFonts w:ascii="Times New Roman" w:hAnsi="Times New Roman" w:cs="Times New Roman"/>
-          <w:sz w:val="24"/>
-          <w:szCs w:val="24"/>
-          <w:lang w:val="uk-UA"/>
-        </w:rPr>
-        <w:t>двома</w:t>
-      </w:r>
-      <w:proofErr w:type="spellEnd"/>
-      <w:r>
-        <w:rPr>
-          <w:rFonts w:ascii="Times New Roman" w:hAnsi="Times New Roman" w:cs="Times New Roman"/>
-          <w:sz w:val="24"/>
-          <w:szCs w:val="24"/>
-          <w:lang w:val="uk-UA"/>
-        </w:rPr>
-        <w:t xml:space="preserve"> </w:t>
-      </w:r>
-      <w:proofErr w:type="spellStart"/>
-      <w:r>
-        <w:rPr>
-          <w:rFonts w:ascii="Times New Roman" w:hAnsi="Times New Roman" w:cs="Times New Roman"/>
-          <w:sz w:val="24"/>
-          <w:szCs w:val="24"/>
-          <w:lang w:val="uk-UA"/>
-        </w:rPr>
-        <w:t>способами</w:t>
-      </w:r>
-      <w:proofErr w:type="spellEnd"/>
-      <w:r>
-        <w:rPr>
-          <w:rFonts w:ascii="Times New Roman" w:hAnsi="Times New Roman" w:cs="Times New Roman"/>
-          <w:sz w:val="24"/>
-          <w:szCs w:val="24"/>
-          <w:lang w:val="uk-UA"/>
-        </w:rPr>
-        <w:t xml:space="preserve">: </w:t>
-      </w:r>
-      <w:proofErr w:type="spellStart"/>
-      <w:r>
-        <w:rPr>
-          <w:rFonts w:ascii="Times New Roman" w:hAnsi="Times New Roman" w:cs="Times New Roman"/>
-          <w:sz w:val="24"/>
-          <w:szCs w:val="24"/>
-          <w:lang w:val="uk-UA"/>
-        </w:rPr>
-        <w:t>для</w:t>
-      </w:r>
-      <w:proofErr w:type="spellEnd"/>
-      <w:r>
-        <w:rPr>
-          <w:rFonts w:ascii="Times New Roman" w:hAnsi="Times New Roman" w:cs="Times New Roman"/>
-          <w:sz w:val="24"/>
-          <w:szCs w:val="24"/>
-          <w:lang w:val="uk-UA"/>
-        </w:rPr>
-        <w:t xml:space="preserve"> </w:t>
-      </w:r>
-      <w:proofErr w:type="spellStart"/>
-      <w:r>
-        <w:rPr>
-          <w:rFonts w:ascii="Times New Roman" w:hAnsi="Times New Roman" w:cs="Times New Roman"/>
-          <w:sz w:val="24"/>
-          <w:szCs w:val="24"/>
-          <w:lang w:val="uk-UA"/>
-        </w:rPr>
-        <w:t>заданої</w:t>
-      </w:r>
-      <w:proofErr w:type="spellEnd"/>
-      <w:r>
-        <w:rPr>
-          <w:rFonts w:ascii="Times New Roman" w:hAnsi="Times New Roman" w:cs="Times New Roman"/>
-          <w:sz w:val="24"/>
-          <w:szCs w:val="24"/>
-          <w:lang w:val="uk-UA"/>
-        </w:rPr>
-        <w:t xml:space="preserve"> </w:t>
-      </w:r>
-      <w:proofErr w:type="spellStart"/>
-      <w:r>
-        <w:rPr>
-          <w:rFonts w:ascii="Times New Roman" w:hAnsi="Times New Roman" w:cs="Times New Roman"/>
-          <w:sz w:val="24"/>
-          <w:szCs w:val="24"/>
-          <w:lang w:val="uk-UA"/>
-        </w:rPr>
-        <w:t>кількості</w:t>
-      </w:r>
-      <w:proofErr w:type="spellEnd"/>
-      <w:r>
-        <w:rPr>
-          <w:rFonts w:ascii="Times New Roman" w:hAnsi="Times New Roman" w:cs="Times New Roman"/>
-          <w:sz w:val="24"/>
-          <w:szCs w:val="24"/>
-          <w:lang w:val="uk-UA"/>
-        </w:rPr>
-        <w:t xml:space="preserve"> </w:t>
-      </w:r>
-      <w:proofErr w:type="spellStart"/>
-      <w:r>
-        <w:rPr>
-          <w:rFonts w:ascii="Times New Roman" w:hAnsi="Times New Roman" w:cs="Times New Roman"/>
-          <w:sz w:val="24"/>
-          <w:szCs w:val="24"/>
-          <w:lang w:val="uk-UA"/>
-        </w:rPr>
-        <w:t>членів</w:t>
+        <w:t>while</w:t>
+      </w:r>
+      <w:proofErr w:type="spellEnd"/>
+      <w:r>
+        <w:rPr>
+          <w:rFonts w:ascii="Times New Roman" w:hAnsi="Times New Roman" w:cs="Times New Roman"/>
+          <w:sz w:val="24"/>
+          <w:szCs w:val="24"/>
+          <w:lang w:val="uk-UA"/>
+        </w:rPr>
+        <w:t xml:space="preserve"> чи do while. Також навчився керувати циклом через </w:t>
+      </w:r>
+      <w:proofErr w:type="spellStart"/>
+      <w:r>
+        <w:rPr>
+          <w:rFonts w:ascii="Times New Roman" w:hAnsi="Times New Roman" w:cs="Times New Roman"/>
+          <w:sz w:val="24"/>
+          <w:szCs w:val="24"/>
+          <w:lang w:val="uk-UA"/>
+        </w:rPr>
+        <w:t>break</w:t>
       </w:r>
       <w:proofErr w:type="spellEnd"/>
       <w:r>
@@ -44681,157 +44297,17 @@
           <w:szCs w:val="24"/>
           <w:lang w:val="uk-UA"/>
         </w:rPr>
-        <w:t>для</w:t>
-      </w:r>
-      <w:proofErr w:type="spellEnd"/>
-      <w:r>
-        <w:rPr>
-          <w:rFonts w:ascii="Times New Roman" w:hAnsi="Times New Roman" w:cs="Times New Roman"/>
-          <w:sz w:val="24"/>
-          <w:szCs w:val="24"/>
-          <w:lang w:val="uk-UA"/>
-        </w:rPr>
-        <w:t xml:space="preserve"> </w:t>
-      </w:r>
-      <w:proofErr w:type="spellStart"/>
-      <w:r>
-        <w:rPr>
-          <w:rFonts w:ascii="Times New Roman" w:hAnsi="Times New Roman" w:cs="Times New Roman"/>
-          <w:sz w:val="24"/>
-          <w:szCs w:val="24"/>
-          <w:lang w:val="uk-UA"/>
-        </w:rPr>
-        <w:t>заданої</w:t>
-      </w:r>
-      <w:proofErr w:type="spellEnd"/>
-      <w:r>
-        <w:rPr>
-          <w:rFonts w:ascii="Times New Roman" w:hAnsi="Times New Roman" w:cs="Times New Roman"/>
-          <w:sz w:val="24"/>
-          <w:szCs w:val="24"/>
-          <w:lang w:val="uk-UA"/>
-        </w:rPr>
-        <w:t xml:space="preserve"> </w:t>
-      </w:r>
-      <w:proofErr w:type="spellStart"/>
-      <w:r>
-        <w:rPr>
-          <w:rFonts w:ascii="Times New Roman" w:hAnsi="Times New Roman" w:cs="Times New Roman"/>
-          <w:sz w:val="24"/>
-          <w:szCs w:val="24"/>
-          <w:lang w:val="uk-UA"/>
-        </w:rPr>
-        <w:t>точності</w:t>
-      </w:r>
-      <w:proofErr w:type="spellEnd"/>
-      <w:r>
-        <w:rPr>
-          <w:rFonts w:ascii="Times New Roman" w:hAnsi="Times New Roman" w:cs="Times New Roman"/>
-          <w:sz w:val="24"/>
-          <w:szCs w:val="24"/>
-          <w:lang w:val="uk-UA"/>
-        </w:rPr>
-        <w:t xml:space="preserve"> ε. </w:t>
-      </w:r>
-      <w:proofErr w:type="spellStart"/>
-      <w:r>
-        <w:rPr>
-          <w:rFonts w:ascii="Times New Roman" w:hAnsi="Times New Roman" w:cs="Times New Roman"/>
-          <w:sz w:val="24"/>
-          <w:szCs w:val="24"/>
-          <w:lang w:val="uk-UA"/>
-        </w:rPr>
-        <w:t>Щоб</w:t>
-      </w:r>
-      <w:proofErr w:type="spellEnd"/>
-      <w:r>
-        <w:rPr>
-          <w:rFonts w:ascii="Times New Roman" w:hAnsi="Times New Roman" w:cs="Times New Roman"/>
-          <w:sz w:val="24"/>
-          <w:szCs w:val="24"/>
-          <w:lang w:val="uk-UA"/>
-        </w:rPr>
-        <w:t xml:space="preserve"> </w:t>
-      </w:r>
-      <w:proofErr w:type="spellStart"/>
-      <w:r>
-        <w:rPr>
-          <w:rFonts w:ascii="Times New Roman" w:hAnsi="Times New Roman" w:cs="Times New Roman"/>
-          <w:sz w:val="24"/>
-          <w:szCs w:val="24"/>
-          <w:lang w:val="uk-UA"/>
-        </w:rPr>
-        <w:t>не</w:t>
-      </w:r>
-      <w:proofErr w:type="spellEnd"/>
-      <w:r>
-        <w:rPr>
-          <w:rFonts w:ascii="Times New Roman" w:hAnsi="Times New Roman" w:cs="Times New Roman"/>
-          <w:sz w:val="24"/>
-          <w:szCs w:val="24"/>
-          <w:lang w:val="uk-UA"/>
-        </w:rPr>
-        <w:t xml:space="preserve"> </w:t>
-      </w:r>
-      <w:proofErr w:type="spellStart"/>
-      <w:r>
-        <w:rPr>
-          <w:rFonts w:ascii="Times New Roman" w:hAnsi="Times New Roman" w:cs="Times New Roman"/>
-          <w:sz w:val="24"/>
-          <w:szCs w:val="24"/>
-          <w:lang w:val="uk-UA"/>
-        </w:rPr>
-        <w:t>підносити</w:t>
-      </w:r>
-      <w:proofErr w:type="spellEnd"/>
-      <w:r>
-        <w:rPr>
-          <w:rFonts w:ascii="Times New Roman" w:hAnsi="Times New Roman" w:cs="Times New Roman"/>
-          <w:sz w:val="24"/>
-          <w:szCs w:val="24"/>
-          <w:lang w:val="uk-UA"/>
-        </w:rPr>
-        <w:t xml:space="preserve"> </w:t>
-      </w:r>
-      <w:proofErr w:type="spellStart"/>
-      <w:r>
-        <w:rPr>
-          <w:rFonts w:ascii="Times New Roman" w:hAnsi="Times New Roman" w:cs="Times New Roman"/>
-          <w:sz w:val="24"/>
-          <w:szCs w:val="24"/>
-          <w:lang w:val="uk-UA"/>
-        </w:rPr>
-        <w:t>число</w:t>
-      </w:r>
-      <w:proofErr w:type="spellEnd"/>
-      <w:r>
-        <w:rPr>
-          <w:rFonts w:ascii="Times New Roman" w:hAnsi="Times New Roman" w:cs="Times New Roman"/>
-          <w:sz w:val="24"/>
-          <w:szCs w:val="24"/>
-          <w:lang w:val="uk-UA"/>
-        </w:rPr>
-        <w:t xml:space="preserve"> </w:t>
-      </w:r>
-      <w:proofErr w:type="spellStart"/>
-      <w:r>
-        <w:rPr>
-          <w:rFonts w:ascii="Times New Roman" w:hAnsi="Times New Roman" w:cs="Times New Roman"/>
-          <w:sz w:val="24"/>
-          <w:szCs w:val="24"/>
-          <w:lang w:val="uk-UA"/>
-        </w:rPr>
-        <w:t>до</w:t>
-      </w:r>
-      <w:proofErr w:type="spellEnd"/>
-      <w:r>
-        <w:rPr>
-          <w:rFonts w:ascii="Times New Roman" w:hAnsi="Times New Roman" w:cs="Times New Roman"/>
-          <w:sz w:val="24"/>
-          <w:szCs w:val="24"/>
-          <w:lang w:val="uk-UA"/>
-        </w:rPr>
-        <w:t xml:space="preserve"> </w:t>
+        <w:t>continue</w:t>
+      </w:r>
+      <w:proofErr w:type="spellEnd"/>
+      <w:r>
+        <w:rPr>
+          <w:rFonts w:ascii="Times New Roman" w:hAnsi="Times New Roman" w:cs="Times New Roman"/>
+          <w:sz w:val="24"/>
+          <w:szCs w:val="24"/>
+          <w:lang w:val="uk-UA"/>
+        </w:rPr>
+        <w:t xml:space="preserve"> та застосовувати вкладені цикли, наприклад, щоб порахувати суму ряду для різних значень x. У лабораторних роботах я обчислював суми рядів двома способами: для заданої кількості членів і для заданої точності ε. Щоб не підносити число до </w:t>
       </w:r>
       <w:proofErr w:type="spellStart"/>
       <w:r>
@@ -44851,1607 +44327,7 @@
           <w:szCs w:val="24"/>
           <w:lang w:val="uk-UA"/>
         </w:rPr>
-        <w:t xml:space="preserve"> </w:t>
-      </w:r>
-      <w:proofErr w:type="spellStart"/>
-      <w:r>
-        <w:rPr>
-          <w:rFonts w:ascii="Times New Roman" w:hAnsi="Times New Roman" w:cs="Times New Roman"/>
-          <w:sz w:val="24"/>
-          <w:szCs w:val="24"/>
-          <w:lang w:val="uk-UA"/>
-        </w:rPr>
-        <w:t>на</w:t>
-      </w:r>
-      <w:proofErr w:type="spellEnd"/>
-      <w:r>
-        <w:rPr>
-          <w:rFonts w:ascii="Times New Roman" w:hAnsi="Times New Roman" w:cs="Times New Roman"/>
-          <w:sz w:val="24"/>
-          <w:szCs w:val="24"/>
-          <w:lang w:val="uk-UA"/>
-        </w:rPr>
-        <w:t xml:space="preserve"> </w:t>
-      </w:r>
-      <w:proofErr w:type="spellStart"/>
-      <w:r>
-        <w:rPr>
-          <w:rFonts w:ascii="Times New Roman" w:hAnsi="Times New Roman" w:cs="Times New Roman"/>
-          <w:sz w:val="24"/>
-          <w:szCs w:val="24"/>
-          <w:lang w:val="uk-UA"/>
-        </w:rPr>
-        <w:t>кожному</w:t>
-      </w:r>
-      <w:proofErr w:type="spellEnd"/>
-      <w:r>
-        <w:rPr>
-          <w:rFonts w:ascii="Times New Roman" w:hAnsi="Times New Roman" w:cs="Times New Roman"/>
-          <w:sz w:val="24"/>
-          <w:szCs w:val="24"/>
-          <w:lang w:val="uk-UA"/>
-        </w:rPr>
-        <w:t xml:space="preserve"> </w:t>
-      </w:r>
-      <w:proofErr w:type="spellStart"/>
-      <w:r>
-        <w:rPr>
-          <w:rFonts w:ascii="Times New Roman" w:hAnsi="Times New Roman" w:cs="Times New Roman"/>
-          <w:sz w:val="24"/>
-          <w:szCs w:val="24"/>
-          <w:lang w:val="uk-UA"/>
-        </w:rPr>
-        <w:t>кроці</w:t>
-      </w:r>
-      <w:proofErr w:type="spellEnd"/>
-      <w:r>
-        <w:rPr>
-          <w:rFonts w:ascii="Times New Roman" w:hAnsi="Times New Roman" w:cs="Times New Roman"/>
-          <w:sz w:val="24"/>
-          <w:szCs w:val="24"/>
-          <w:lang w:val="uk-UA"/>
-        </w:rPr>
-        <w:t xml:space="preserve">, я </w:t>
-      </w:r>
-      <w:proofErr w:type="spellStart"/>
-      <w:r>
-        <w:rPr>
-          <w:rFonts w:ascii="Times New Roman" w:hAnsi="Times New Roman" w:cs="Times New Roman"/>
-          <w:sz w:val="24"/>
-          <w:szCs w:val="24"/>
-          <w:lang w:val="uk-UA"/>
-        </w:rPr>
-        <w:t>виводив</w:t>
-      </w:r>
-      <w:proofErr w:type="spellEnd"/>
-      <w:r>
-        <w:rPr>
-          <w:rFonts w:ascii="Times New Roman" w:hAnsi="Times New Roman" w:cs="Times New Roman"/>
-          <w:sz w:val="24"/>
-          <w:szCs w:val="24"/>
-          <w:lang w:val="uk-UA"/>
-        </w:rPr>
-        <w:t xml:space="preserve"> </w:t>
-      </w:r>
-      <w:proofErr w:type="spellStart"/>
-      <w:r>
-        <w:rPr>
-          <w:rFonts w:ascii="Times New Roman" w:hAnsi="Times New Roman" w:cs="Times New Roman"/>
-          <w:sz w:val="24"/>
-          <w:szCs w:val="24"/>
-          <w:lang w:val="uk-UA"/>
-        </w:rPr>
-        <w:t>рекурентну</w:t>
-      </w:r>
-      <w:proofErr w:type="spellEnd"/>
-      <w:r>
-        <w:rPr>
-          <w:rFonts w:ascii="Times New Roman" w:hAnsi="Times New Roman" w:cs="Times New Roman"/>
-          <w:sz w:val="24"/>
-          <w:szCs w:val="24"/>
-          <w:lang w:val="uk-UA"/>
-        </w:rPr>
-        <w:t xml:space="preserve"> </w:t>
-      </w:r>
-      <w:proofErr w:type="spellStart"/>
-      <w:r>
-        <w:rPr>
-          <w:rFonts w:ascii="Times New Roman" w:hAnsi="Times New Roman" w:cs="Times New Roman"/>
-          <w:sz w:val="24"/>
-          <w:szCs w:val="24"/>
-          <w:lang w:val="uk-UA"/>
-        </w:rPr>
-        <w:t>формулу</w:t>
-      </w:r>
-      <w:proofErr w:type="spellEnd"/>
-      <w:r>
-        <w:rPr>
-          <w:rFonts w:ascii="Times New Roman" w:hAnsi="Times New Roman" w:cs="Times New Roman"/>
-          <w:sz w:val="24"/>
-          <w:szCs w:val="24"/>
-          <w:lang w:val="uk-UA"/>
-        </w:rPr>
-        <w:t xml:space="preserve"> і </w:t>
-      </w:r>
-      <w:proofErr w:type="spellStart"/>
-      <w:r>
-        <w:rPr>
-          <w:rFonts w:ascii="Times New Roman" w:hAnsi="Times New Roman" w:cs="Times New Roman"/>
-          <w:sz w:val="24"/>
-          <w:szCs w:val="24"/>
-          <w:lang w:val="uk-UA"/>
-        </w:rPr>
-        <w:t>рахував</w:t>
-      </w:r>
-      <w:proofErr w:type="spellEnd"/>
-      <w:r>
-        <w:rPr>
-          <w:rFonts w:ascii="Times New Roman" w:hAnsi="Times New Roman" w:cs="Times New Roman"/>
-          <w:sz w:val="24"/>
-          <w:szCs w:val="24"/>
-          <w:lang w:val="uk-UA"/>
-        </w:rPr>
-        <w:t xml:space="preserve"> </w:t>
-      </w:r>
-      <w:proofErr w:type="spellStart"/>
-      <w:r>
-        <w:rPr>
-          <w:rFonts w:ascii="Times New Roman" w:hAnsi="Times New Roman" w:cs="Times New Roman"/>
-          <w:sz w:val="24"/>
-          <w:szCs w:val="24"/>
-          <w:lang w:val="uk-UA"/>
-        </w:rPr>
-        <w:t>кожен</w:t>
-      </w:r>
-      <w:proofErr w:type="spellEnd"/>
-      <w:r>
-        <w:rPr>
-          <w:rFonts w:ascii="Times New Roman" w:hAnsi="Times New Roman" w:cs="Times New Roman"/>
-          <w:sz w:val="24"/>
-          <w:szCs w:val="24"/>
-          <w:lang w:val="uk-UA"/>
-        </w:rPr>
-        <w:t xml:space="preserve"> </w:t>
-      </w:r>
-      <w:proofErr w:type="spellStart"/>
-      <w:r>
-        <w:rPr>
-          <w:rFonts w:ascii="Times New Roman" w:hAnsi="Times New Roman" w:cs="Times New Roman"/>
-          <w:sz w:val="24"/>
-          <w:szCs w:val="24"/>
-          <w:lang w:val="uk-UA"/>
-        </w:rPr>
-        <w:t>наступний</w:t>
-      </w:r>
-      <w:proofErr w:type="spellEnd"/>
-      <w:r>
-        <w:rPr>
-          <w:rFonts w:ascii="Times New Roman" w:hAnsi="Times New Roman" w:cs="Times New Roman"/>
-          <w:sz w:val="24"/>
-          <w:szCs w:val="24"/>
-          <w:lang w:val="uk-UA"/>
-        </w:rPr>
-        <w:t xml:space="preserve"> </w:t>
-      </w:r>
-      <w:proofErr w:type="spellStart"/>
-      <w:r>
-        <w:rPr>
-          <w:rFonts w:ascii="Times New Roman" w:hAnsi="Times New Roman" w:cs="Times New Roman"/>
-          <w:sz w:val="24"/>
-          <w:szCs w:val="24"/>
-          <w:lang w:val="uk-UA"/>
-        </w:rPr>
-        <w:t>член</w:t>
-      </w:r>
-      <w:proofErr w:type="spellEnd"/>
-      <w:r>
-        <w:rPr>
-          <w:rFonts w:ascii="Times New Roman" w:hAnsi="Times New Roman" w:cs="Times New Roman"/>
-          <w:sz w:val="24"/>
-          <w:szCs w:val="24"/>
-          <w:lang w:val="uk-UA"/>
-        </w:rPr>
-        <w:t xml:space="preserve"> </w:t>
-      </w:r>
-      <w:proofErr w:type="spellStart"/>
-      <w:r>
-        <w:rPr>
-          <w:rFonts w:ascii="Times New Roman" w:hAnsi="Times New Roman" w:cs="Times New Roman"/>
-          <w:sz w:val="24"/>
-          <w:szCs w:val="24"/>
-          <w:lang w:val="uk-UA"/>
-        </w:rPr>
-        <w:t>через</w:t>
-      </w:r>
-      <w:proofErr w:type="spellEnd"/>
-      <w:r>
-        <w:rPr>
-          <w:rFonts w:ascii="Times New Roman" w:hAnsi="Times New Roman" w:cs="Times New Roman"/>
-          <w:sz w:val="24"/>
-          <w:szCs w:val="24"/>
-          <w:lang w:val="uk-UA"/>
-        </w:rPr>
-        <w:t xml:space="preserve"> </w:t>
-      </w:r>
-      <w:proofErr w:type="spellStart"/>
-      <w:r>
-        <w:rPr>
-          <w:rFonts w:ascii="Times New Roman" w:hAnsi="Times New Roman" w:cs="Times New Roman"/>
-          <w:sz w:val="24"/>
-          <w:szCs w:val="24"/>
-          <w:lang w:val="uk-UA"/>
-        </w:rPr>
-        <w:t>попередній</w:t>
-      </w:r>
-      <w:proofErr w:type="spellEnd"/>
-      <w:r>
-        <w:rPr>
-          <w:rFonts w:ascii="Times New Roman" w:hAnsi="Times New Roman" w:cs="Times New Roman"/>
-          <w:sz w:val="24"/>
-          <w:szCs w:val="24"/>
-          <w:lang w:val="uk-UA"/>
-        </w:rPr>
-        <w:t xml:space="preserve">. </w:t>
-      </w:r>
-      <w:proofErr w:type="spellStart"/>
-      <w:r>
-        <w:rPr>
-          <w:rFonts w:ascii="Times New Roman" w:hAnsi="Times New Roman" w:cs="Times New Roman"/>
-          <w:sz w:val="24"/>
-          <w:szCs w:val="24"/>
-          <w:lang w:val="uk-UA"/>
-        </w:rPr>
-        <w:t>Порівняння</w:t>
-      </w:r>
-      <w:proofErr w:type="spellEnd"/>
-      <w:r>
-        <w:rPr>
-          <w:rFonts w:ascii="Times New Roman" w:hAnsi="Times New Roman" w:cs="Times New Roman"/>
-          <w:sz w:val="24"/>
-          <w:szCs w:val="24"/>
-          <w:lang w:val="uk-UA"/>
-        </w:rPr>
-        <w:t xml:space="preserve"> </w:t>
-      </w:r>
-      <w:proofErr w:type="spellStart"/>
-      <w:r>
-        <w:rPr>
-          <w:rFonts w:ascii="Times New Roman" w:hAnsi="Times New Roman" w:cs="Times New Roman"/>
-          <w:sz w:val="24"/>
-          <w:szCs w:val="24"/>
-          <w:lang w:val="uk-UA"/>
-        </w:rPr>
-        <w:t>результатів</w:t>
-      </w:r>
-      <w:proofErr w:type="spellEnd"/>
-      <w:r>
-        <w:rPr>
-          <w:rFonts w:ascii="Times New Roman" w:hAnsi="Times New Roman" w:cs="Times New Roman"/>
-          <w:sz w:val="24"/>
-          <w:szCs w:val="24"/>
-          <w:lang w:val="uk-UA"/>
-        </w:rPr>
-        <w:t xml:space="preserve"> </w:t>
-      </w:r>
-      <w:proofErr w:type="spellStart"/>
-      <w:r>
-        <w:rPr>
-          <w:rFonts w:ascii="Times New Roman" w:hAnsi="Times New Roman" w:cs="Times New Roman"/>
-          <w:sz w:val="24"/>
-          <w:szCs w:val="24"/>
-          <w:lang w:val="uk-UA"/>
-        </w:rPr>
-        <w:t>із</w:t>
-      </w:r>
-      <w:proofErr w:type="spellEnd"/>
-      <w:r>
-        <w:rPr>
-          <w:rFonts w:ascii="Times New Roman" w:hAnsi="Times New Roman" w:cs="Times New Roman"/>
-          <w:sz w:val="24"/>
-          <w:szCs w:val="24"/>
-          <w:lang w:val="uk-UA"/>
-        </w:rPr>
-        <w:t xml:space="preserve"> </w:t>
-      </w:r>
-      <w:proofErr w:type="spellStart"/>
-      <w:r>
-        <w:rPr>
-          <w:rFonts w:ascii="Times New Roman" w:hAnsi="Times New Roman" w:cs="Times New Roman"/>
-          <w:sz w:val="24"/>
-          <w:szCs w:val="24"/>
-          <w:lang w:val="uk-UA"/>
-        </w:rPr>
-        <w:t>точним</w:t>
-      </w:r>
-      <w:proofErr w:type="spellEnd"/>
-      <w:r>
-        <w:rPr>
-          <w:rFonts w:ascii="Times New Roman" w:hAnsi="Times New Roman" w:cs="Times New Roman"/>
-          <w:sz w:val="24"/>
-          <w:szCs w:val="24"/>
-          <w:lang w:val="uk-UA"/>
-        </w:rPr>
-        <w:t xml:space="preserve"> </w:t>
-      </w:r>
-      <w:proofErr w:type="spellStart"/>
-      <w:r>
-        <w:rPr>
-          <w:rFonts w:ascii="Times New Roman" w:hAnsi="Times New Roman" w:cs="Times New Roman"/>
-          <w:sz w:val="24"/>
-          <w:szCs w:val="24"/>
-          <w:lang w:val="uk-UA"/>
-        </w:rPr>
-        <w:t>значенням</w:t>
-      </w:r>
-      <w:proofErr w:type="spellEnd"/>
-      <w:r>
-        <w:rPr>
-          <w:rFonts w:ascii="Times New Roman" w:hAnsi="Times New Roman" w:cs="Times New Roman"/>
-          <w:sz w:val="24"/>
-          <w:szCs w:val="24"/>
-          <w:lang w:val="uk-UA"/>
-        </w:rPr>
-        <w:t xml:space="preserve"> </w:t>
-      </w:r>
-      <w:proofErr w:type="spellStart"/>
-      <w:r>
-        <w:rPr>
-          <w:rFonts w:ascii="Times New Roman" w:hAnsi="Times New Roman" w:cs="Times New Roman"/>
-          <w:sz w:val="24"/>
-          <w:szCs w:val="24"/>
-          <w:lang w:val="uk-UA"/>
-        </w:rPr>
-        <w:t>функції</w:t>
-      </w:r>
-      <w:proofErr w:type="spellEnd"/>
-      <w:r>
-        <w:rPr>
-          <w:rFonts w:ascii="Times New Roman" w:hAnsi="Times New Roman" w:cs="Times New Roman"/>
-          <w:sz w:val="24"/>
-          <w:szCs w:val="24"/>
-          <w:lang w:val="uk-UA"/>
-        </w:rPr>
-        <w:t xml:space="preserve"> </w:t>
-      </w:r>
-      <w:proofErr w:type="spellStart"/>
-      <w:r>
-        <w:rPr>
-          <w:rFonts w:ascii="Times New Roman" w:hAnsi="Times New Roman" w:cs="Times New Roman"/>
-          <w:sz w:val="24"/>
-          <w:szCs w:val="24"/>
-          <w:lang w:val="uk-UA"/>
-        </w:rPr>
-        <w:t>показало</w:t>
-      </w:r>
-      <w:proofErr w:type="spellEnd"/>
-      <w:r>
-        <w:rPr>
-          <w:rFonts w:ascii="Times New Roman" w:hAnsi="Times New Roman" w:cs="Times New Roman"/>
-          <w:sz w:val="24"/>
-          <w:szCs w:val="24"/>
-          <w:lang w:val="uk-UA"/>
-        </w:rPr>
-        <w:t xml:space="preserve">, </w:t>
-      </w:r>
-      <w:proofErr w:type="spellStart"/>
-      <w:r>
-        <w:rPr>
-          <w:rFonts w:ascii="Times New Roman" w:hAnsi="Times New Roman" w:cs="Times New Roman"/>
-          <w:sz w:val="24"/>
-          <w:szCs w:val="24"/>
-          <w:lang w:val="uk-UA"/>
-        </w:rPr>
-        <w:t>що</w:t>
-      </w:r>
-      <w:proofErr w:type="spellEnd"/>
-      <w:r>
-        <w:rPr>
-          <w:rFonts w:ascii="Times New Roman" w:hAnsi="Times New Roman" w:cs="Times New Roman"/>
-          <w:sz w:val="24"/>
-          <w:szCs w:val="24"/>
-          <w:lang w:val="uk-UA"/>
-        </w:rPr>
-        <w:t xml:space="preserve"> </w:t>
-      </w:r>
-      <w:proofErr w:type="spellStart"/>
-      <w:r>
-        <w:rPr>
-          <w:rFonts w:ascii="Times New Roman" w:hAnsi="Times New Roman" w:cs="Times New Roman"/>
-          <w:sz w:val="24"/>
-          <w:szCs w:val="24"/>
-          <w:lang w:val="uk-UA"/>
-        </w:rPr>
-        <w:t>програма</w:t>
-      </w:r>
-      <w:proofErr w:type="spellEnd"/>
-      <w:r>
-        <w:rPr>
-          <w:rFonts w:ascii="Times New Roman" w:hAnsi="Times New Roman" w:cs="Times New Roman"/>
-          <w:sz w:val="24"/>
-          <w:szCs w:val="24"/>
-          <w:lang w:val="uk-UA"/>
-        </w:rPr>
-        <w:t xml:space="preserve"> </w:t>
-      </w:r>
-      <w:proofErr w:type="spellStart"/>
-      <w:r>
-        <w:rPr>
-          <w:rFonts w:ascii="Times New Roman" w:hAnsi="Times New Roman" w:cs="Times New Roman"/>
-          <w:sz w:val="24"/>
-          <w:szCs w:val="24"/>
-          <w:lang w:val="uk-UA"/>
-        </w:rPr>
-        <w:t>працює</w:t>
-      </w:r>
-      <w:proofErr w:type="spellEnd"/>
-      <w:r>
-        <w:rPr>
-          <w:rFonts w:ascii="Times New Roman" w:hAnsi="Times New Roman" w:cs="Times New Roman"/>
-          <w:sz w:val="24"/>
-          <w:szCs w:val="24"/>
-          <w:lang w:val="uk-UA"/>
-        </w:rPr>
-        <w:t xml:space="preserve"> </w:t>
-      </w:r>
-      <w:proofErr w:type="spellStart"/>
-      <w:r>
-        <w:rPr>
-          <w:rFonts w:ascii="Times New Roman" w:hAnsi="Times New Roman" w:cs="Times New Roman"/>
-          <w:sz w:val="24"/>
-          <w:szCs w:val="24"/>
-          <w:lang w:val="uk-UA"/>
-        </w:rPr>
-        <w:t>правильно</w:t>
-      </w:r>
-      <w:proofErr w:type="spellEnd"/>
-      <w:r>
-        <w:rPr>
-          <w:rFonts w:ascii="Times New Roman" w:hAnsi="Times New Roman" w:cs="Times New Roman"/>
-          <w:sz w:val="24"/>
-          <w:szCs w:val="24"/>
-          <w:lang w:val="uk-UA"/>
-        </w:rPr>
-        <w:t xml:space="preserve">. Я </w:t>
-      </w:r>
-      <w:proofErr w:type="spellStart"/>
-      <w:r>
-        <w:rPr>
-          <w:rFonts w:ascii="Times New Roman" w:hAnsi="Times New Roman" w:cs="Times New Roman"/>
-          <w:sz w:val="24"/>
-          <w:szCs w:val="24"/>
-          <w:lang w:val="uk-UA"/>
-        </w:rPr>
-        <w:t>також</w:t>
-      </w:r>
-      <w:proofErr w:type="spellEnd"/>
-      <w:r>
-        <w:rPr>
-          <w:rFonts w:ascii="Times New Roman" w:hAnsi="Times New Roman" w:cs="Times New Roman"/>
-          <w:sz w:val="24"/>
-          <w:szCs w:val="24"/>
-          <w:lang w:val="uk-UA"/>
-        </w:rPr>
-        <w:t xml:space="preserve"> </w:t>
-      </w:r>
-      <w:proofErr w:type="spellStart"/>
-      <w:r>
-        <w:rPr>
-          <w:rFonts w:ascii="Times New Roman" w:hAnsi="Times New Roman" w:cs="Times New Roman"/>
-          <w:sz w:val="24"/>
-          <w:szCs w:val="24"/>
-          <w:lang w:val="uk-UA"/>
-        </w:rPr>
-        <w:t>помітив</w:t>
-      </w:r>
-      <w:proofErr w:type="spellEnd"/>
-      <w:r>
-        <w:rPr>
-          <w:rFonts w:ascii="Times New Roman" w:hAnsi="Times New Roman" w:cs="Times New Roman"/>
-          <w:sz w:val="24"/>
-          <w:szCs w:val="24"/>
-          <w:lang w:val="uk-UA"/>
-        </w:rPr>
-        <w:t xml:space="preserve">, </w:t>
-      </w:r>
-      <w:proofErr w:type="spellStart"/>
-      <w:r>
-        <w:rPr>
-          <w:rFonts w:ascii="Times New Roman" w:hAnsi="Times New Roman" w:cs="Times New Roman"/>
-          <w:sz w:val="24"/>
-          <w:szCs w:val="24"/>
-          <w:lang w:val="uk-UA"/>
-        </w:rPr>
-        <w:t>що</w:t>
-      </w:r>
-      <w:proofErr w:type="spellEnd"/>
-      <w:r>
-        <w:rPr>
-          <w:rFonts w:ascii="Times New Roman" w:hAnsi="Times New Roman" w:cs="Times New Roman"/>
-          <w:sz w:val="24"/>
-          <w:szCs w:val="24"/>
-          <w:lang w:val="uk-UA"/>
-        </w:rPr>
-        <w:t xml:space="preserve"> в </w:t>
-      </w:r>
-      <w:proofErr w:type="spellStart"/>
-      <w:r>
-        <w:rPr>
-          <w:rFonts w:ascii="Times New Roman" w:hAnsi="Times New Roman" w:cs="Times New Roman"/>
-          <w:sz w:val="24"/>
-          <w:szCs w:val="24"/>
-          <w:lang w:val="uk-UA"/>
-        </w:rPr>
-        <w:t>деяких</w:t>
-      </w:r>
-      <w:proofErr w:type="spellEnd"/>
-      <w:r>
-        <w:rPr>
-          <w:rFonts w:ascii="Times New Roman" w:hAnsi="Times New Roman" w:cs="Times New Roman"/>
-          <w:sz w:val="24"/>
-          <w:szCs w:val="24"/>
-          <w:lang w:val="uk-UA"/>
-        </w:rPr>
-        <w:t xml:space="preserve"> </w:t>
-      </w:r>
-      <w:proofErr w:type="spellStart"/>
-      <w:r>
-        <w:rPr>
-          <w:rFonts w:ascii="Times New Roman" w:hAnsi="Times New Roman" w:cs="Times New Roman"/>
-          <w:sz w:val="24"/>
-          <w:szCs w:val="24"/>
-          <w:lang w:val="uk-UA"/>
-        </w:rPr>
-        <w:t>точках</w:t>
-      </w:r>
-      <w:proofErr w:type="spellEnd"/>
-      <w:r>
-        <w:rPr>
-          <w:rFonts w:ascii="Times New Roman" w:hAnsi="Times New Roman" w:cs="Times New Roman"/>
-          <w:sz w:val="24"/>
-          <w:szCs w:val="24"/>
-          <w:lang w:val="uk-UA"/>
-        </w:rPr>
-        <w:t xml:space="preserve"> </w:t>
-      </w:r>
-      <w:proofErr w:type="spellStart"/>
-      <w:r>
-        <w:rPr>
-          <w:rFonts w:ascii="Times New Roman" w:hAnsi="Times New Roman" w:cs="Times New Roman"/>
-          <w:sz w:val="24"/>
-          <w:szCs w:val="24"/>
-          <w:lang w:val="uk-UA"/>
-        </w:rPr>
-        <w:t>ряд</w:t>
-      </w:r>
-      <w:proofErr w:type="spellEnd"/>
-      <w:r>
-        <w:rPr>
-          <w:rFonts w:ascii="Times New Roman" w:hAnsi="Times New Roman" w:cs="Times New Roman"/>
-          <w:sz w:val="24"/>
-          <w:szCs w:val="24"/>
-          <w:lang w:val="uk-UA"/>
-        </w:rPr>
-        <w:t xml:space="preserve"> </w:t>
-      </w:r>
-      <w:proofErr w:type="spellStart"/>
-      <w:r>
-        <w:rPr>
-          <w:rFonts w:ascii="Times New Roman" w:hAnsi="Times New Roman" w:cs="Times New Roman"/>
-          <w:sz w:val="24"/>
-          <w:szCs w:val="24"/>
-          <w:lang w:val="uk-UA"/>
-        </w:rPr>
-        <w:t>збігається</w:t>
-      </w:r>
-      <w:proofErr w:type="spellEnd"/>
-      <w:r>
-        <w:rPr>
-          <w:rFonts w:ascii="Times New Roman" w:hAnsi="Times New Roman" w:cs="Times New Roman"/>
-          <w:sz w:val="24"/>
-          <w:szCs w:val="24"/>
-          <w:lang w:val="uk-UA"/>
-        </w:rPr>
-        <w:t xml:space="preserve"> </w:t>
-      </w:r>
-      <w:proofErr w:type="spellStart"/>
-      <w:r>
-        <w:rPr>
-          <w:rFonts w:ascii="Times New Roman" w:hAnsi="Times New Roman" w:cs="Times New Roman"/>
-          <w:sz w:val="24"/>
-          <w:szCs w:val="24"/>
-          <w:lang w:val="uk-UA"/>
-        </w:rPr>
-        <w:t>повільно</w:t>
-      </w:r>
-      <w:proofErr w:type="spellEnd"/>
-      <w:r>
-        <w:rPr>
-          <w:rFonts w:ascii="Times New Roman" w:hAnsi="Times New Roman" w:cs="Times New Roman"/>
-          <w:sz w:val="24"/>
-          <w:szCs w:val="24"/>
-          <w:lang w:val="uk-UA"/>
-        </w:rPr>
-        <w:t xml:space="preserve">, </w:t>
-      </w:r>
-      <w:proofErr w:type="spellStart"/>
-      <w:r>
-        <w:rPr>
-          <w:rFonts w:ascii="Times New Roman" w:hAnsi="Times New Roman" w:cs="Times New Roman"/>
-          <w:sz w:val="24"/>
-          <w:szCs w:val="24"/>
-          <w:lang w:val="uk-UA"/>
-        </w:rPr>
-        <w:t>тому</w:t>
-      </w:r>
-      <w:proofErr w:type="spellEnd"/>
-      <w:r>
-        <w:rPr>
-          <w:rFonts w:ascii="Times New Roman" w:hAnsi="Times New Roman" w:cs="Times New Roman"/>
-          <w:sz w:val="24"/>
-          <w:szCs w:val="24"/>
-          <w:lang w:val="uk-UA"/>
-        </w:rPr>
-        <w:t xml:space="preserve"> </w:t>
-      </w:r>
-      <w:proofErr w:type="spellStart"/>
-      <w:r>
-        <w:rPr>
-          <w:rFonts w:ascii="Times New Roman" w:hAnsi="Times New Roman" w:cs="Times New Roman"/>
-          <w:sz w:val="24"/>
-          <w:szCs w:val="24"/>
-          <w:lang w:val="uk-UA"/>
-        </w:rPr>
-        <w:t>для</w:t>
-      </w:r>
-      <w:proofErr w:type="spellEnd"/>
-      <w:r>
-        <w:rPr>
-          <w:rFonts w:ascii="Times New Roman" w:hAnsi="Times New Roman" w:cs="Times New Roman"/>
-          <w:sz w:val="24"/>
-          <w:szCs w:val="24"/>
-          <w:lang w:val="uk-UA"/>
-        </w:rPr>
-        <w:t xml:space="preserve"> </w:t>
-      </w:r>
-      <w:proofErr w:type="spellStart"/>
-      <w:r>
-        <w:rPr>
-          <w:rFonts w:ascii="Times New Roman" w:hAnsi="Times New Roman" w:cs="Times New Roman"/>
-          <w:sz w:val="24"/>
-          <w:szCs w:val="24"/>
-          <w:lang w:val="uk-UA"/>
-        </w:rPr>
-        <w:t>потрібної</w:t>
-      </w:r>
-      <w:proofErr w:type="spellEnd"/>
-      <w:r>
-        <w:rPr>
-          <w:rFonts w:ascii="Times New Roman" w:hAnsi="Times New Roman" w:cs="Times New Roman"/>
-          <w:sz w:val="24"/>
-          <w:szCs w:val="24"/>
-          <w:lang w:val="uk-UA"/>
-        </w:rPr>
-        <w:t xml:space="preserve"> </w:t>
-      </w:r>
-      <w:proofErr w:type="spellStart"/>
-      <w:r>
-        <w:rPr>
-          <w:rFonts w:ascii="Times New Roman" w:hAnsi="Times New Roman" w:cs="Times New Roman"/>
-          <w:sz w:val="24"/>
-          <w:szCs w:val="24"/>
-          <w:lang w:val="uk-UA"/>
-        </w:rPr>
-        <w:t>точності</w:t>
-      </w:r>
-      <w:proofErr w:type="spellEnd"/>
-      <w:r>
-        <w:rPr>
-          <w:rFonts w:ascii="Times New Roman" w:hAnsi="Times New Roman" w:cs="Times New Roman"/>
-          <w:sz w:val="24"/>
-          <w:szCs w:val="24"/>
-          <w:lang w:val="uk-UA"/>
-        </w:rPr>
-        <w:t xml:space="preserve"> </w:t>
-      </w:r>
-      <w:proofErr w:type="spellStart"/>
-      <w:r>
-        <w:rPr>
-          <w:rFonts w:ascii="Times New Roman" w:hAnsi="Times New Roman" w:cs="Times New Roman"/>
-          <w:sz w:val="24"/>
-          <w:szCs w:val="24"/>
-          <w:lang w:val="uk-UA"/>
-        </w:rPr>
-        <w:t>треба</w:t>
-      </w:r>
-      <w:proofErr w:type="spellEnd"/>
-      <w:r>
-        <w:rPr>
-          <w:rFonts w:ascii="Times New Roman" w:hAnsi="Times New Roman" w:cs="Times New Roman"/>
-          <w:sz w:val="24"/>
-          <w:szCs w:val="24"/>
-          <w:lang w:val="uk-UA"/>
-        </w:rPr>
-        <w:t xml:space="preserve"> </w:t>
-      </w:r>
-      <w:proofErr w:type="spellStart"/>
-      <w:r>
-        <w:rPr>
-          <w:rFonts w:ascii="Times New Roman" w:hAnsi="Times New Roman" w:cs="Times New Roman"/>
-          <w:sz w:val="24"/>
-          <w:szCs w:val="24"/>
-          <w:lang w:val="uk-UA"/>
-        </w:rPr>
-        <w:t>значно</w:t>
-      </w:r>
-      <w:proofErr w:type="spellEnd"/>
-      <w:r>
-        <w:rPr>
-          <w:rFonts w:ascii="Times New Roman" w:hAnsi="Times New Roman" w:cs="Times New Roman"/>
-          <w:sz w:val="24"/>
-          <w:szCs w:val="24"/>
-          <w:lang w:val="uk-UA"/>
-        </w:rPr>
-        <w:t xml:space="preserve"> </w:t>
-      </w:r>
-      <w:proofErr w:type="spellStart"/>
-      <w:r>
-        <w:rPr>
-          <w:rFonts w:ascii="Times New Roman" w:hAnsi="Times New Roman" w:cs="Times New Roman"/>
-          <w:sz w:val="24"/>
-          <w:szCs w:val="24"/>
-          <w:lang w:val="uk-UA"/>
-        </w:rPr>
-        <w:t>більше</w:t>
-      </w:r>
-      <w:proofErr w:type="spellEnd"/>
-      <w:r>
-        <w:rPr>
-          <w:rFonts w:ascii="Times New Roman" w:hAnsi="Times New Roman" w:cs="Times New Roman"/>
-          <w:sz w:val="24"/>
-          <w:szCs w:val="24"/>
-          <w:lang w:val="uk-UA"/>
-        </w:rPr>
-        <w:t xml:space="preserve"> </w:t>
-      </w:r>
-      <w:proofErr w:type="spellStart"/>
-      <w:r>
-        <w:rPr>
-          <w:rFonts w:ascii="Times New Roman" w:hAnsi="Times New Roman" w:cs="Times New Roman"/>
-          <w:sz w:val="24"/>
-          <w:szCs w:val="24"/>
-          <w:lang w:val="uk-UA"/>
-        </w:rPr>
-        <w:t>членів</w:t>
-      </w:r>
-      <w:proofErr w:type="spellEnd"/>
-      <w:r>
-        <w:rPr>
-          <w:rFonts w:ascii="Times New Roman" w:hAnsi="Times New Roman" w:cs="Times New Roman"/>
-          <w:sz w:val="24"/>
-          <w:szCs w:val="24"/>
-          <w:lang w:val="uk-UA"/>
-        </w:rPr>
-        <w:t xml:space="preserve">. </w:t>
-      </w:r>
-      <w:proofErr w:type="spellStart"/>
-      <w:r>
-        <w:rPr>
-          <w:rFonts w:ascii="Times New Roman" w:hAnsi="Times New Roman" w:cs="Times New Roman"/>
-          <w:sz w:val="24"/>
-          <w:szCs w:val="24"/>
-          <w:lang w:val="uk-UA"/>
-        </w:rPr>
-        <w:t>Під</w:t>
-      </w:r>
-      <w:proofErr w:type="spellEnd"/>
-      <w:r>
-        <w:rPr>
-          <w:rFonts w:ascii="Times New Roman" w:hAnsi="Times New Roman" w:cs="Times New Roman"/>
-          <w:sz w:val="24"/>
-          <w:szCs w:val="24"/>
-          <w:lang w:val="uk-UA"/>
-        </w:rPr>
-        <w:t xml:space="preserve"> </w:t>
-      </w:r>
-      <w:proofErr w:type="spellStart"/>
-      <w:r>
-        <w:rPr>
-          <w:rFonts w:ascii="Times New Roman" w:hAnsi="Times New Roman" w:cs="Times New Roman"/>
-          <w:sz w:val="24"/>
-          <w:szCs w:val="24"/>
-          <w:lang w:val="uk-UA"/>
-        </w:rPr>
-        <w:t>час</w:t>
-      </w:r>
-      <w:proofErr w:type="spellEnd"/>
-      <w:r>
-        <w:rPr>
-          <w:rFonts w:ascii="Times New Roman" w:hAnsi="Times New Roman" w:cs="Times New Roman"/>
-          <w:sz w:val="24"/>
-          <w:szCs w:val="24"/>
-          <w:lang w:val="uk-UA"/>
-        </w:rPr>
-        <w:t xml:space="preserve"> </w:t>
-      </w:r>
-      <w:proofErr w:type="spellStart"/>
-      <w:r>
-        <w:rPr>
-          <w:rFonts w:ascii="Times New Roman" w:hAnsi="Times New Roman" w:cs="Times New Roman"/>
-          <w:sz w:val="24"/>
-          <w:szCs w:val="24"/>
-          <w:lang w:val="uk-UA"/>
-        </w:rPr>
-        <w:t>роботи</w:t>
-      </w:r>
-      <w:proofErr w:type="spellEnd"/>
-      <w:r>
-        <w:rPr>
-          <w:rFonts w:ascii="Times New Roman" w:hAnsi="Times New Roman" w:cs="Times New Roman"/>
-          <w:sz w:val="24"/>
-          <w:szCs w:val="24"/>
-          <w:lang w:val="uk-UA"/>
-        </w:rPr>
-        <w:t xml:space="preserve"> з </w:t>
-      </w:r>
-      <w:proofErr w:type="spellStart"/>
-      <w:r>
-        <w:rPr>
-          <w:rFonts w:ascii="Times New Roman" w:hAnsi="Times New Roman" w:cs="Times New Roman"/>
-          <w:sz w:val="24"/>
-          <w:szCs w:val="24"/>
-          <w:lang w:val="uk-UA"/>
-        </w:rPr>
-        <w:t>масивами</w:t>
-      </w:r>
-      <w:proofErr w:type="spellEnd"/>
-      <w:r>
-        <w:rPr>
-          <w:rFonts w:ascii="Times New Roman" w:hAnsi="Times New Roman" w:cs="Times New Roman"/>
-          <w:sz w:val="24"/>
-          <w:szCs w:val="24"/>
-          <w:lang w:val="uk-UA"/>
-        </w:rPr>
-        <w:t xml:space="preserve"> я </w:t>
-      </w:r>
-      <w:proofErr w:type="spellStart"/>
-      <w:r>
-        <w:rPr>
-          <w:rFonts w:ascii="Times New Roman" w:hAnsi="Times New Roman" w:cs="Times New Roman"/>
-          <w:sz w:val="24"/>
-          <w:szCs w:val="24"/>
-          <w:lang w:val="uk-UA"/>
-        </w:rPr>
-        <w:t>навчився</w:t>
-      </w:r>
-      <w:proofErr w:type="spellEnd"/>
-      <w:r>
-        <w:rPr>
-          <w:rFonts w:ascii="Times New Roman" w:hAnsi="Times New Roman" w:cs="Times New Roman"/>
-          <w:sz w:val="24"/>
-          <w:szCs w:val="24"/>
-          <w:lang w:val="uk-UA"/>
-        </w:rPr>
-        <w:t xml:space="preserve"> </w:t>
-      </w:r>
-      <w:proofErr w:type="spellStart"/>
-      <w:r>
-        <w:rPr>
-          <w:rFonts w:ascii="Times New Roman" w:hAnsi="Times New Roman" w:cs="Times New Roman"/>
-          <w:sz w:val="24"/>
-          <w:szCs w:val="24"/>
-          <w:lang w:val="uk-UA"/>
-        </w:rPr>
-        <w:t>шукати</w:t>
-      </w:r>
-      <w:proofErr w:type="spellEnd"/>
-      <w:r>
-        <w:rPr>
-          <w:rFonts w:ascii="Times New Roman" w:hAnsi="Times New Roman" w:cs="Times New Roman"/>
-          <w:sz w:val="24"/>
-          <w:szCs w:val="24"/>
-          <w:lang w:val="uk-UA"/>
-        </w:rPr>
-        <w:t xml:space="preserve"> </w:t>
-      </w:r>
-      <w:proofErr w:type="spellStart"/>
-      <w:r>
-        <w:rPr>
-          <w:rFonts w:ascii="Times New Roman" w:hAnsi="Times New Roman" w:cs="Times New Roman"/>
-          <w:sz w:val="24"/>
-          <w:szCs w:val="24"/>
-          <w:lang w:val="uk-UA"/>
-        </w:rPr>
-        <w:t>мінімум</w:t>
-      </w:r>
-      <w:proofErr w:type="spellEnd"/>
-      <w:r>
-        <w:rPr>
-          <w:rFonts w:ascii="Times New Roman" w:hAnsi="Times New Roman" w:cs="Times New Roman"/>
-          <w:sz w:val="24"/>
-          <w:szCs w:val="24"/>
-          <w:lang w:val="uk-UA"/>
-        </w:rPr>
-        <w:t xml:space="preserve"> і </w:t>
-      </w:r>
-      <w:proofErr w:type="spellStart"/>
-      <w:r>
-        <w:rPr>
-          <w:rFonts w:ascii="Times New Roman" w:hAnsi="Times New Roman" w:cs="Times New Roman"/>
-          <w:sz w:val="24"/>
-          <w:szCs w:val="24"/>
-          <w:lang w:val="uk-UA"/>
-        </w:rPr>
-        <w:t>максимум</w:t>
-      </w:r>
-      <w:proofErr w:type="spellEnd"/>
-      <w:r>
-        <w:rPr>
-          <w:rFonts w:ascii="Times New Roman" w:hAnsi="Times New Roman" w:cs="Times New Roman"/>
-          <w:sz w:val="24"/>
-          <w:szCs w:val="24"/>
-          <w:lang w:val="uk-UA"/>
-        </w:rPr>
-        <w:t xml:space="preserve"> </w:t>
-      </w:r>
-      <w:proofErr w:type="spellStart"/>
-      <w:r>
-        <w:rPr>
-          <w:rFonts w:ascii="Times New Roman" w:hAnsi="Times New Roman" w:cs="Times New Roman"/>
-          <w:sz w:val="24"/>
-          <w:szCs w:val="24"/>
-          <w:lang w:val="uk-UA"/>
-        </w:rPr>
-        <w:t>та</w:t>
-      </w:r>
-      <w:proofErr w:type="spellEnd"/>
-      <w:r>
-        <w:rPr>
-          <w:rFonts w:ascii="Times New Roman" w:hAnsi="Times New Roman" w:cs="Times New Roman"/>
-          <w:sz w:val="24"/>
-          <w:szCs w:val="24"/>
-          <w:lang w:val="uk-UA"/>
-        </w:rPr>
-        <w:t xml:space="preserve"> </w:t>
-      </w:r>
-      <w:proofErr w:type="spellStart"/>
-      <w:r>
-        <w:rPr>
-          <w:rFonts w:ascii="Times New Roman" w:hAnsi="Times New Roman" w:cs="Times New Roman"/>
-          <w:sz w:val="24"/>
-          <w:szCs w:val="24"/>
-          <w:lang w:val="uk-UA"/>
-        </w:rPr>
-        <w:t>сортувати</w:t>
-      </w:r>
-      <w:proofErr w:type="spellEnd"/>
-      <w:r>
-        <w:rPr>
-          <w:rFonts w:ascii="Times New Roman" w:hAnsi="Times New Roman" w:cs="Times New Roman"/>
-          <w:sz w:val="24"/>
-          <w:szCs w:val="24"/>
-          <w:lang w:val="uk-UA"/>
-        </w:rPr>
-        <w:t xml:space="preserve"> </w:t>
-      </w:r>
-      <w:proofErr w:type="spellStart"/>
-      <w:r>
-        <w:rPr>
-          <w:rFonts w:ascii="Times New Roman" w:hAnsi="Times New Roman" w:cs="Times New Roman"/>
-          <w:sz w:val="24"/>
-          <w:szCs w:val="24"/>
-          <w:lang w:val="uk-UA"/>
-        </w:rPr>
-        <w:t>дані</w:t>
-      </w:r>
-      <w:proofErr w:type="spellEnd"/>
-      <w:r>
-        <w:rPr>
-          <w:rFonts w:ascii="Times New Roman" w:hAnsi="Times New Roman" w:cs="Times New Roman"/>
-          <w:sz w:val="24"/>
-          <w:szCs w:val="24"/>
-          <w:lang w:val="uk-UA"/>
-        </w:rPr>
-        <w:t xml:space="preserve">. </w:t>
-      </w:r>
-      <w:proofErr w:type="spellStart"/>
-      <w:r>
-        <w:rPr>
-          <w:rFonts w:ascii="Times New Roman" w:hAnsi="Times New Roman" w:cs="Times New Roman"/>
-          <w:sz w:val="24"/>
-          <w:szCs w:val="24"/>
-          <w:lang w:val="uk-UA"/>
-        </w:rPr>
-        <w:t>Функції</w:t>
-      </w:r>
-      <w:proofErr w:type="spellEnd"/>
-      <w:r>
-        <w:rPr>
-          <w:rFonts w:ascii="Times New Roman" w:hAnsi="Times New Roman" w:cs="Times New Roman"/>
-          <w:sz w:val="24"/>
-          <w:szCs w:val="24"/>
-          <w:lang w:val="uk-UA"/>
-        </w:rPr>
-        <w:t xml:space="preserve"> </w:t>
-      </w:r>
-      <w:proofErr w:type="spellStart"/>
-      <w:r>
-        <w:rPr>
-          <w:rFonts w:ascii="Times New Roman" w:hAnsi="Times New Roman" w:cs="Times New Roman"/>
-          <w:sz w:val="24"/>
-          <w:szCs w:val="24"/>
-          <w:lang w:val="uk-UA"/>
-        </w:rPr>
-        <w:t>допомогли</w:t>
-      </w:r>
-      <w:proofErr w:type="spellEnd"/>
-      <w:r>
-        <w:rPr>
-          <w:rFonts w:ascii="Times New Roman" w:hAnsi="Times New Roman" w:cs="Times New Roman"/>
-          <w:sz w:val="24"/>
-          <w:szCs w:val="24"/>
-          <w:lang w:val="uk-UA"/>
-        </w:rPr>
-        <w:t xml:space="preserve"> </w:t>
-      </w:r>
-      <w:proofErr w:type="spellStart"/>
-      <w:r>
-        <w:rPr>
-          <w:rFonts w:ascii="Times New Roman" w:hAnsi="Times New Roman" w:cs="Times New Roman"/>
-          <w:sz w:val="24"/>
-          <w:szCs w:val="24"/>
-          <w:lang w:val="uk-UA"/>
-        </w:rPr>
-        <w:t>поділити</w:t>
-      </w:r>
-      <w:proofErr w:type="spellEnd"/>
-      <w:r>
-        <w:rPr>
-          <w:rFonts w:ascii="Times New Roman" w:hAnsi="Times New Roman" w:cs="Times New Roman"/>
-          <w:sz w:val="24"/>
-          <w:szCs w:val="24"/>
-          <w:lang w:val="uk-UA"/>
-        </w:rPr>
-        <w:t xml:space="preserve"> </w:t>
-      </w:r>
-      <w:proofErr w:type="spellStart"/>
-      <w:r>
-        <w:rPr>
-          <w:rFonts w:ascii="Times New Roman" w:hAnsi="Times New Roman" w:cs="Times New Roman"/>
-          <w:sz w:val="24"/>
-          <w:szCs w:val="24"/>
-          <w:lang w:val="uk-UA"/>
-        </w:rPr>
-        <w:t>програму</w:t>
-      </w:r>
-      <w:proofErr w:type="spellEnd"/>
-      <w:r>
-        <w:rPr>
-          <w:rFonts w:ascii="Times New Roman" w:hAnsi="Times New Roman" w:cs="Times New Roman"/>
-          <w:sz w:val="24"/>
-          <w:szCs w:val="24"/>
-          <w:lang w:val="uk-UA"/>
-        </w:rPr>
-        <w:t xml:space="preserve"> </w:t>
-      </w:r>
-      <w:proofErr w:type="spellStart"/>
-      <w:r>
-        <w:rPr>
-          <w:rFonts w:ascii="Times New Roman" w:hAnsi="Times New Roman" w:cs="Times New Roman"/>
-          <w:sz w:val="24"/>
-          <w:szCs w:val="24"/>
-          <w:lang w:val="uk-UA"/>
-        </w:rPr>
-        <w:t>на</w:t>
-      </w:r>
-      <w:proofErr w:type="spellEnd"/>
-      <w:r>
-        <w:rPr>
-          <w:rFonts w:ascii="Times New Roman" w:hAnsi="Times New Roman" w:cs="Times New Roman"/>
-          <w:sz w:val="24"/>
-          <w:szCs w:val="24"/>
-          <w:lang w:val="uk-UA"/>
-        </w:rPr>
-        <w:t xml:space="preserve"> </w:t>
-      </w:r>
-      <w:proofErr w:type="spellStart"/>
-      <w:r>
-        <w:rPr>
-          <w:rFonts w:ascii="Times New Roman" w:hAnsi="Times New Roman" w:cs="Times New Roman"/>
-          <w:sz w:val="24"/>
-          <w:szCs w:val="24"/>
-          <w:lang w:val="uk-UA"/>
-        </w:rPr>
-        <w:t>окремі</w:t>
-      </w:r>
-      <w:proofErr w:type="spellEnd"/>
-      <w:r>
-        <w:rPr>
-          <w:rFonts w:ascii="Times New Roman" w:hAnsi="Times New Roman" w:cs="Times New Roman"/>
-          <w:sz w:val="24"/>
-          <w:szCs w:val="24"/>
-          <w:lang w:val="uk-UA"/>
-        </w:rPr>
-        <w:t xml:space="preserve"> </w:t>
-      </w:r>
-      <w:proofErr w:type="spellStart"/>
-      <w:r>
-        <w:rPr>
-          <w:rFonts w:ascii="Times New Roman" w:hAnsi="Times New Roman" w:cs="Times New Roman"/>
-          <w:sz w:val="24"/>
-          <w:szCs w:val="24"/>
-          <w:lang w:val="uk-UA"/>
-        </w:rPr>
-        <w:t>частини</w:t>
-      </w:r>
-      <w:proofErr w:type="spellEnd"/>
-      <w:r>
-        <w:rPr>
-          <w:rFonts w:ascii="Times New Roman" w:hAnsi="Times New Roman" w:cs="Times New Roman"/>
-          <w:sz w:val="24"/>
-          <w:szCs w:val="24"/>
-          <w:lang w:val="uk-UA"/>
-        </w:rPr>
-        <w:t xml:space="preserve"> й </w:t>
-      </w:r>
-      <w:proofErr w:type="spellStart"/>
-      <w:r>
-        <w:rPr>
-          <w:rFonts w:ascii="Times New Roman" w:hAnsi="Times New Roman" w:cs="Times New Roman"/>
-          <w:sz w:val="24"/>
-          <w:szCs w:val="24"/>
-          <w:lang w:val="uk-UA"/>
-        </w:rPr>
-        <w:t>позбутися</w:t>
-      </w:r>
-      <w:proofErr w:type="spellEnd"/>
-      <w:r>
-        <w:rPr>
-          <w:rFonts w:ascii="Times New Roman" w:hAnsi="Times New Roman" w:cs="Times New Roman"/>
-          <w:sz w:val="24"/>
-          <w:szCs w:val="24"/>
-          <w:lang w:val="uk-UA"/>
-        </w:rPr>
-        <w:t xml:space="preserve"> </w:t>
-      </w:r>
-      <w:proofErr w:type="spellStart"/>
-      <w:r>
-        <w:rPr>
-          <w:rFonts w:ascii="Times New Roman" w:hAnsi="Times New Roman" w:cs="Times New Roman"/>
-          <w:sz w:val="24"/>
-          <w:szCs w:val="24"/>
-          <w:lang w:val="uk-UA"/>
-        </w:rPr>
-        <w:t>повторів</w:t>
-      </w:r>
-      <w:proofErr w:type="spellEnd"/>
-      <w:r>
-        <w:rPr>
-          <w:rFonts w:ascii="Times New Roman" w:hAnsi="Times New Roman" w:cs="Times New Roman"/>
-          <w:sz w:val="24"/>
-          <w:szCs w:val="24"/>
-          <w:lang w:val="uk-UA"/>
-        </w:rPr>
-        <w:t xml:space="preserve"> у </w:t>
-      </w:r>
-      <w:proofErr w:type="spellStart"/>
-      <w:r>
-        <w:rPr>
-          <w:rFonts w:ascii="Times New Roman" w:hAnsi="Times New Roman" w:cs="Times New Roman"/>
-          <w:sz w:val="24"/>
-          <w:szCs w:val="24"/>
-          <w:lang w:val="uk-UA"/>
-        </w:rPr>
-        <w:t>коді</w:t>
-      </w:r>
-      <w:proofErr w:type="spellEnd"/>
-      <w:r>
-        <w:rPr>
-          <w:rFonts w:ascii="Times New Roman" w:hAnsi="Times New Roman" w:cs="Times New Roman"/>
-          <w:sz w:val="24"/>
-          <w:szCs w:val="24"/>
-          <w:lang w:val="uk-UA"/>
-        </w:rPr>
-        <w:t xml:space="preserve">. </w:t>
-      </w:r>
-      <w:proofErr w:type="spellStart"/>
-      <w:r>
-        <w:rPr>
-          <w:rFonts w:ascii="Times New Roman" w:hAnsi="Times New Roman" w:cs="Times New Roman"/>
-          <w:sz w:val="24"/>
-          <w:szCs w:val="24"/>
-          <w:lang w:val="uk-UA"/>
-        </w:rPr>
-        <w:t>Найскладнішим</w:t>
-      </w:r>
-      <w:proofErr w:type="spellEnd"/>
-      <w:r>
-        <w:rPr>
-          <w:rFonts w:ascii="Times New Roman" w:hAnsi="Times New Roman" w:cs="Times New Roman"/>
-          <w:sz w:val="24"/>
-          <w:szCs w:val="24"/>
-          <w:lang w:val="uk-UA"/>
-        </w:rPr>
-        <w:t xml:space="preserve"> </w:t>
-      </w:r>
-      <w:proofErr w:type="spellStart"/>
-      <w:r>
-        <w:rPr>
-          <w:rFonts w:ascii="Times New Roman" w:hAnsi="Times New Roman" w:cs="Times New Roman"/>
-          <w:sz w:val="24"/>
-          <w:szCs w:val="24"/>
-          <w:lang w:val="uk-UA"/>
-        </w:rPr>
-        <w:t>для</w:t>
-      </w:r>
-      <w:proofErr w:type="spellEnd"/>
-      <w:r>
-        <w:rPr>
-          <w:rFonts w:ascii="Times New Roman" w:hAnsi="Times New Roman" w:cs="Times New Roman"/>
-          <w:sz w:val="24"/>
-          <w:szCs w:val="24"/>
-          <w:lang w:val="uk-UA"/>
-        </w:rPr>
-        <w:t xml:space="preserve"> </w:t>
-      </w:r>
-      <w:proofErr w:type="spellStart"/>
-      <w:r>
-        <w:rPr>
-          <w:rFonts w:ascii="Times New Roman" w:hAnsi="Times New Roman" w:cs="Times New Roman"/>
-          <w:sz w:val="24"/>
-          <w:szCs w:val="24"/>
-          <w:lang w:val="uk-UA"/>
-        </w:rPr>
-        <w:t>мене</w:t>
-      </w:r>
-      <w:proofErr w:type="spellEnd"/>
-      <w:r>
-        <w:rPr>
-          <w:rFonts w:ascii="Times New Roman" w:hAnsi="Times New Roman" w:cs="Times New Roman"/>
-          <w:sz w:val="24"/>
-          <w:szCs w:val="24"/>
-          <w:lang w:val="uk-UA"/>
-        </w:rPr>
-        <w:t xml:space="preserve"> </w:t>
-      </w:r>
-      <w:proofErr w:type="spellStart"/>
-      <w:r>
-        <w:rPr>
-          <w:rFonts w:ascii="Times New Roman" w:hAnsi="Times New Roman" w:cs="Times New Roman"/>
-          <w:sz w:val="24"/>
-          <w:szCs w:val="24"/>
-          <w:lang w:val="uk-UA"/>
-        </w:rPr>
-        <w:t>було</w:t>
-      </w:r>
-      <w:proofErr w:type="spellEnd"/>
-      <w:r>
-        <w:rPr>
-          <w:rFonts w:ascii="Times New Roman" w:hAnsi="Times New Roman" w:cs="Times New Roman"/>
-          <w:sz w:val="24"/>
-          <w:szCs w:val="24"/>
-          <w:lang w:val="uk-UA"/>
-        </w:rPr>
-        <w:t xml:space="preserve"> </w:t>
-      </w:r>
-      <w:proofErr w:type="spellStart"/>
-      <w:r>
-        <w:rPr>
-          <w:rFonts w:ascii="Times New Roman" w:hAnsi="Times New Roman" w:cs="Times New Roman"/>
-          <w:sz w:val="24"/>
-          <w:szCs w:val="24"/>
-          <w:lang w:val="uk-UA"/>
-        </w:rPr>
-        <w:t>правильно</w:t>
-      </w:r>
-      <w:proofErr w:type="spellEnd"/>
-      <w:r>
-        <w:rPr>
-          <w:rFonts w:ascii="Times New Roman" w:hAnsi="Times New Roman" w:cs="Times New Roman"/>
-          <w:sz w:val="24"/>
-          <w:szCs w:val="24"/>
-          <w:lang w:val="uk-UA"/>
-        </w:rPr>
-        <w:t xml:space="preserve"> </w:t>
-      </w:r>
-      <w:proofErr w:type="spellStart"/>
-      <w:r>
-        <w:rPr>
-          <w:rFonts w:ascii="Times New Roman" w:hAnsi="Times New Roman" w:cs="Times New Roman"/>
-          <w:sz w:val="24"/>
-          <w:szCs w:val="24"/>
-          <w:lang w:val="uk-UA"/>
-        </w:rPr>
-        <w:t>вивести</w:t>
-      </w:r>
-      <w:proofErr w:type="spellEnd"/>
-      <w:r>
-        <w:rPr>
-          <w:rFonts w:ascii="Times New Roman" w:hAnsi="Times New Roman" w:cs="Times New Roman"/>
-          <w:sz w:val="24"/>
-          <w:szCs w:val="24"/>
-          <w:lang w:val="uk-UA"/>
-        </w:rPr>
-        <w:t xml:space="preserve"> </w:t>
-      </w:r>
-      <w:proofErr w:type="spellStart"/>
-      <w:r>
-        <w:rPr>
-          <w:rFonts w:ascii="Times New Roman" w:hAnsi="Times New Roman" w:cs="Times New Roman"/>
-          <w:sz w:val="24"/>
-          <w:szCs w:val="24"/>
-          <w:lang w:val="uk-UA"/>
-        </w:rPr>
-        <w:t>рекурентні</w:t>
-      </w:r>
-      <w:proofErr w:type="spellEnd"/>
-      <w:r>
-        <w:rPr>
-          <w:rFonts w:ascii="Times New Roman" w:hAnsi="Times New Roman" w:cs="Times New Roman"/>
-          <w:sz w:val="24"/>
-          <w:szCs w:val="24"/>
-          <w:lang w:val="uk-UA"/>
-        </w:rPr>
-        <w:t xml:space="preserve"> </w:t>
-      </w:r>
-      <w:proofErr w:type="spellStart"/>
-      <w:r>
-        <w:rPr>
-          <w:rFonts w:ascii="Times New Roman" w:hAnsi="Times New Roman" w:cs="Times New Roman"/>
-          <w:sz w:val="24"/>
-          <w:szCs w:val="24"/>
-          <w:lang w:val="uk-UA"/>
-        </w:rPr>
-        <w:t>формули</w:t>
-      </w:r>
-      <w:proofErr w:type="spellEnd"/>
-      <w:r>
-        <w:rPr>
-          <w:rFonts w:ascii="Times New Roman" w:hAnsi="Times New Roman" w:cs="Times New Roman"/>
-          <w:sz w:val="24"/>
-          <w:szCs w:val="24"/>
-          <w:lang w:val="uk-UA"/>
-        </w:rPr>
-        <w:t xml:space="preserve"> </w:t>
-      </w:r>
-      <w:proofErr w:type="spellStart"/>
-      <w:r>
-        <w:rPr>
-          <w:rFonts w:ascii="Times New Roman" w:hAnsi="Times New Roman" w:cs="Times New Roman"/>
-          <w:sz w:val="24"/>
-          <w:szCs w:val="24"/>
-          <w:lang w:val="uk-UA"/>
-        </w:rPr>
-        <w:t>та</w:t>
-      </w:r>
-      <w:proofErr w:type="spellEnd"/>
-      <w:r>
-        <w:rPr>
-          <w:rFonts w:ascii="Times New Roman" w:hAnsi="Times New Roman" w:cs="Times New Roman"/>
-          <w:sz w:val="24"/>
-          <w:szCs w:val="24"/>
-          <w:lang w:val="uk-UA"/>
-        </w:rPr>
-        <w:t xml:space="preserve"> </w:t>
-      </w:r>
-      <w:proofErr w:type="spellStart"/>
-      <w:r>
-        <w:rPr>
-          <w:rFonts w:ascii="Times New Roman" w:hAnsi="Times New Roman" w:cs="Times New Roman"/>
-          <w:sz w:val="24"/>
-          <w:szCs w:val="24"/>
-          <w:lang w:val="uk-UA"/>
-        </w:rPr>
-        <w:t>продумати</w:t>
-      </w:r>
-      <w:proofErr w:type="spellEnd"/>
-      <w:r>
-        <w:rPr>
-          <w:rFonts w:ascii="Times New Roman" w:hAnsi="Times New Roman" w:cs="Times New Roman"/>
-          <w:sz w:val="24"/>
-          <w:szCs w:val="24"/>
-          <w:lang w:val="uk-UA"/>
-        </w:rPr>
-        <w:t xml:space="preserve"> </w:t>
-      </w:r>
-      <w:proofErr w:type="spellStart"/>
-      <w:r>
-        <w:rPr>
-          <w:rFonts w:ascii="Times New Roman" w:hAnsi="Times New Roman" w:cs="Times New Roman"/>
-          <w:sz w:val="24"/>
-          <w:szCs w:val="24"/>
-          <w:lang w:val="uk-UA"/>
-        </w:rPr>
-        <w:t>перевірку</w:t>
-      </w:r>
-      <w:proofErr w:type="spellEnd"/>
-      <w:r>
-        <w:rPr>
-          <w:rFonts w:ascii="Times New Roman" w:hAnsi="Times New Roman" w:cs="Times New Roman"/>
-          <w:sz w:val="24"/>
-          <w:szCs w:val="24"/>
-          <w:lang w:val="uk-UA"/>
-        </w:rPr>
-        <w:t xml:space="preserve"> </w:t>
-      </w:r>
-      <w:proofErr w:type="spellStart"/>
-      <w:r>
-        <w:rPr>
-          <w:rFonts w:ascii="Times New Roman" w:hAnsi="Times New Roman" w:cs="Times New Roman"/>
-          <w:sz w:val="24"/>
-          <w:szCs w:val="24"/>
-          <w:lang w:val="uk-UA"/>
-        </w:rPr>
-        <w:t>введених</w:t>
-      </w:r>
-      <w:proofErr w:type="spellEnd"/>
-      <w:r>
-        <w:rPr>
-          <w:rFonts w:ascii="Times New Roman" w:hAnsi="Times New Roman" w:cs="Times New Roman"/>
-          <w:sz w:val="24"/>
-          <w:szCs w:val="24"/>
-          <w:lang w:val="uk-UA"/>
-        </w:rPr>
-        <w:t xml:space="preserve"> </w:t>
-      </w:r>
-      <w:proofErr w:type="spellStart"/>
-      <w:r>
-        <w:rPr>
-          <w:rFonts w:ascii="Times New Roman" w:hAnsi="Times New Roman" w:cs="Times New Roman"/>
-          <w:sz w:val="24"/>
-          <w:szCs w:val="24"/>
-          <w:lang w:val="uk-UA"/>
-        </w:rPr>
-        <w:t>даних</w:t>
-      </w:r>
-      <w:proofErr w:type="spellEnd"/>
-      <w:r>
-        <w:rPr>
-          <w:rFonts w:ascii="Times New Roman" w:hAnsi="Times New Roman" w:cs="Times New Roman"/>
-          <w:sz w:val="24"/>
-          <w:szCs w:val="24"/>
-          <w:lang w:val="uk-UA"/>
-        </w:rPr>
-        <w:t xml:space="preserve">, </w:t>
-      </w:r>
-      <w:proofErr w:type="spellStart"/>
-      <w:r>
-        <w:rPr>
-          <w:rFonts w:ascii="Times New Roman" w:hAnsi="Times New Roman" w:cs="Times New Roman"/>
-          <w:sz w:val="24"/>
-          <w:szCs w:val="24"/>
-          <w:lang w:val="uk-UA"/>
-        </w:rPr>
-        <w:t>щоб</w:t>
-      </w:r>
-      <w:proofErr w:type="spellEnd"/>
-      <w:r>
-        <w:rPr>
-          <w:rFonts w:ascii="Times New Roman" w:hAnsi="Times New Roman" w:cs="Times New Roman"/>
-          <w:sz w:val="24"/>
-          <w:szCs w:val="24"/>
-          <w:lang w:val="uk-UA"/>
-        </w:rPr>
-        <w:t xml:space="preserve"> </w:t>
-      </w:r>
-      <w:proofErr w:type="spellStart"/>
-      <w:r>
-        <w:rPr>
-          <w:rFonts w:ascii="Times New Roman" w:hAnsi="Times New Roman" w:cs="Times New Roman"/>
-          <w:sz w:val="24"/>
-          <w:szCs w:val="24"/>
-          <w:lang w:val="uk-UA"/>
-        </w:rPr>
-        <w:t>програма</w:t>
-      </w:r>
-      <w:proofErr w:type="spellEnd"/>
-      <w:r>
-        <w:rPr>
-          <w:rFonts w:ascii="Times New Roman" w:hAnsi="Times New Roman" w:cs="Times New Roman"/>
-          <w:sz w:val="24"/>
-          <w:szCs w:val="24"/>
-          <w:lang w:val="uk-UA"/>
-        </w:rPr>
-        <w:t xml:space="preserve"> </w:t>
-      </w:r>
-      <w:proofErr w:type="spellStart"/>
-      <w:r>
-        <w:rPr>
-          <w:rFonts w:ascii="Times New Roman" w:hAnsi="Times New Roman" w:cs="Times New Roman"/>
-          <w:sz w:val="24"/>
-          <w:szCs w:val="24"/>
-          <w:lang w:val="uk-UA"/>
-        </w:rPr>
-        <w:t>не</w:t>
-      </w:r>
-      <w:proofErr w:type="spellEnd"/>
-      <w:r>
-        <w:rPr>
-          <w:rFonts w:ascii="Times New Roman" w:hAnsi="Times New Roman" w:cs="Times New Roman"/>
-          <w:sz w:val="24"/>
-          <w:szCs w:val="24"/>
-          <w:lang w:val="uk-UA"/>
-        </w:rPr>
-        <w:t xml:space="preserve"> </w:t>
-      </w:r>
-      <w:proofErr w:type="spellStart"/>
-      <w:r>
-        <w:rPr>
-          <w:rFonts w:ascii="Times New Roman" w:hAnsi="Times New Roman" w:cs="Times New Roman"/>
-          <w:sz w:val="24"/>
-          <w:szCs w:val="24"/>
-          <w:lang w:val="uk-UA"/>
-        </w:rPr>
-        <w:t>ламалася</w:t>
-      </w:r>
-      <w:proofErr w:type="spellEnd"/>
-      <w:r>
-        <w:rPr>
-          <w:rFonts w:ascii="Times New Roman" w:hAnsi="Times New Roman" w:cs="Times New Roman"/>
-          <w:sz w:val="24"/>
-          <w:szCs w:val="24"/>
-          <w:lang w:val="uk-UA"/>
-        </w:rPr>
-        <w:t xml:space="preserve"> </w:t>
-      </w:r>
-      <w:proofErr w:type="spellStart"/>
-      <w:r>
-        <w:rPr>
-          <w:rFonts w:ascii="Times New Roman" w:hAnsi="Times New Roman" w:cs="Times New Roman"/>
-          <w:sz w:val="24"/>
-          <w:szCs w:val="24"/>
-          <w:lang w:val="uk-UA"/>
-        </w:rPr>
-        <w:t>через</w:t>
-      </w:r>
-      <w:proofErr w:type="spellEnd"/>
-      <w:r>
-        <w:rPr>
-          <w:rFonts w:ascii="Times New Roman" w:hAnsi="Times New Roman" w:cs="Times New Roman"/>
-          <w:sz w:val="24"/>
-          <w:szCs w:val="24"/>
-          <w:lang w:val="uk-UA"/>
-        </w:rPr>
-        <w:t xml:space="preserve"> </w:t>
-      </w:r>
-      <w:proofErr w:type="spellStart"/>
-      <w:r>
-        <w:rPr>
-          <w:rFonts w:ascii="Times New Roman" w:hAnsi="Times New Roman" w:cs="Times New Roman"/>
-          <w:sz w:val="24"/>
-          <w:szCs w:val="24"/>
-          <w:lang w:val="uk-UA"/>
-        </w:rPr>
-        <w:t>неправильний</w:t>
-      </w:r>
-      <w:proofErr w:type="spellEnd"/>
-      <w:r>
-        <w:rPr>
-          <w:rFonts w:ascii="Times New Roman" w:hAnsi="Times New Roman" w:cs="Times New Roman"/>
-          <w:sz w:val="24"/>
-          <w:szCs w:val="24"/>
-          <w:lang w:val="uk-UA"/>
-        </w:rPr>
-        <w:t xml:space="preserve"> </w:t>
-      </w:r>
-      <w:proofErr w:type="spellStart"/>
-      <w:r>
-        <w:rPr>
-          <w:rFonts w:ascii="Times New Roman" w:hAnsi="Times New Roman" w:cs="Times New Roman"/>
-          <w:sz w:val="24"/>
-          <w:szCs w:val="24"/>
-          <w:lang w:val="uk-UA"/>
-        </w:rPr>
-        <w:t>ввід</w:t>
-      </w:r>
-      <w:proofErr w:type="spellEnd"/>
-      <w:r>
-        <w:rPr>
-          <w:rFonts w:ascii="Times New Roman" w:hAnsi="Times New Roman" w:cs="Times New Roman"/>
-          <w:sz w:val="24"/>
-          <w:szCs w:val="24"/>
-          <w:lang w:val="uk-UA"/>
-        </w:rPr>
-        <w:t>.</w:t>
+        <w:t xml:space="preserve"> на кожному кроці, я виводив рекурентну формулу і рахував кожен наступний член через попередній. Порівняння результатів із точним значенням функції показало, що програма працює правильно. Я також помітив, що в деяких точках ряд збігається повільно, тому для потрібної точності треба значно більше членів. Під час роботи з масивами я навчився шукати мінімум і максимум та сортувати дані. Функції допомогли поділити програму на окремі частини й позбутися повторів у коді. Найскладнішим для мене було правильно вивести рекурентні формули та продумати перевірку введених даних, щоб програма не ламалася через неправильний ввід.</w:t>
       </w:r>
     </w:p>
     <w:p>
@@ -49632,6 +47508,7 @@
   <w:style w:type="character" w:default="1" w:styleId="a0">
     <w:name w:val="Default Paragraph Font"/>
     <w:uiPriority w:val="1"/>
+    <w:semiHidden/>
     <w:unhideWhenUsed/>
   </w:style>
   <w:style w:type="table" w:default="1" w:styleId="a1">
@@ -50371,7 +48248,7 @@
 </file>
 
 <file path=customXml/itemProps1.xml><?xml version="1.0" encoding="utf-8"?>
-<ds:datastoreItem xmlns:ds="http://schemas.openxmlformats.org/officeDocument/2006/customXml" ds:itemID="{C0A0BC87-D31E-435C-A3E8-C3C7EE81589D}">
+<ds:datastoreItem xmlns:ds="http://schemas.openxmlformats.org/officeDocument/2006/customXml" ds:itemID="{8908B26D-70CF-40E6-9A19-93298BA7096B}">
   <ds:schemaRefs>
     <ds:schemaRef ds:uri="http://schemas.openxmlformats.org/officeDocument/2006/bibliography"/>
   </ds:schemaRefs>
